--- a/Book/《邓小平时代》读书笔记.docx
+++ b/Book/《邓小平时代》读书笔记.docx
@@ -6,6 +6,18 @@
       <w:pPr>
         <w:jc w:val="center"/>
         <w:rPr>
+          <w:rFonts w:asciiTheme="majorEastAsia" w:eastAsiaTheme="majorEastAsia" w:hAnsiTheme="majorEastAsia"/>
+          <w:b/>
+          <w:bCs/>
+          <w:sz w:val="28"/>
+          <w:szCs w:val="32"/>
+        </w:rPr>
+      </w:pPr>
+    </w:p>
+    <w:p>
+      <w:pPr>
+        <w:jc w:val="center"/>
+        <w:rPr>
           <w:rFonts w:asciiTheme="majorEastAsia" w:eastAsiaTheme="majorEastAsia" w:hAnsiTheme="majorEastAsia" w:hint="eastAsia"/>
           <w:b/>
           <w:bCs/>
@@ -25,7 +37,795 @@
       </w:r>
     </w:p>
     <w:p>
-      <w:r>
+      <w:pPr>
+        <w:ind w:firstLine="420"/>
+        <w:rPr>
+          <w:rFonts w:hint="eastAsia"/>
+        </w:rPr>
+      </w:pPr>
+      <w:r>
+        <w:t>最早对邓小平</w:t>
+      </w:r>
+      <w:r>
+        <w:rPr>
+          <w:rFonts w:hint="eastAsia"/>
+        </w:rPr>
+        <w:t>先生</w:t>
+      </w:r>
+      <w:r>
+        <w:t>的认识</w:t>
+      </w:r>
+      <w:r>
+        <w:rPr>
+          <w:rFonts w:hint="eastAsia"/>
+        </w:rPr>
+        <w:t>，还是</w:t>
+      </w:r>
+      <w:r>
+        <w:rPr>
+          <w:rFonts w:hint="eastAsia"/>
+        </w:rPr>
+        <w:t>从</w:t>
+      </w:r>
+      <w:r>
+        <w:rPr>
+          <w:rFonts w:hint="eastAsia"/>
+        </w:rPr>
+        <w:t>那篇</w:t>
+      </w:r>
+      <w:r>
+        <w:t>小学二年级的课文《邓小平爷爷植树》</w:t>
+      </w:r>
+      <w:r>
+        <w:rPr>
+          <w:rFonts w:hint="eastAsia"/>
+        </w:rPr>
+        <w:t>。</w:t>
+      </w:r>
+      <w:r>
+        <w:rPr>
+          <w:rFonts w:hint="eastAsia"/>
+        </w:rPr>
+        <w:t xml:space="preserve"> </w:t>
+      </w:r>
+      <w:r>
+        <w:rPr>
+          <w:rFonts w:hint="eastAsia"/>
+        </w:rPr>
+        <w:t>但直到十多年后</w:t>
+      </w:r>
+      <w:r>
+        <w:rPr>
+          <w:rFonts w:hint="eastAsia"/>
+        </w:rPr>
+        <w:t>的现在</w:t>
+      </w:r>
+      <w:r>
+        <w:rPr>
+          <w:rFonts w:hint="eastAsia"/>
+        </w:rPr>
+        <w:t>，读完</w:t>
+      </w:r>
+      <w:r>
+        <w:rPr>
+          <w:rFonts w:hint="eastAsia"/>
+        </w:rPr>
+        <w:t>傅高义</w:t>
+      </w:r>
+      <w:r>
+        <w:rPr>
+          <w:rFonts w:hint="eastAsia"/>
+        </w:rPr>
+        <w:t>老先生的《邓小平时代》，我才真正明白</w:t>
+      </w:r>
+      <w:r>
+        <w:rPr>
+          <w:rFonts w:hint="eastAsia"/>
+        </w:rPr>
+        <w:t>邓亲手栽种的</w:t>
+      </w:r>
+      <w:r>
+        <w:rPr>
+          <w:rFonts w:hint="eastAsia"/>
+        </w:rPr>
+        <w:t>“</w:t>
+      </w:r>
+      <w:r>
+        <w:rPr>
+          <w:rFonts w:hint="eastAsia"/>
+        </w:rPr>
+        <w:t>这棵树</w:t>
+      </w:r>
+      <w:r>
+        <w:rPr>
+          <w:rFonts w:hint="eastAsia"/>
+        </w:rPr>
+        <w:t>”</w:t>
+      </w:r>
+      <w:r>
+        <w:rPr>
+          <w:rFonts w:hint="eastAsia"/>
+        </w:rPr>
+        <w:t>，</w:t>
+      </w:r>
+      <w:r>
+        <w:rPr>
+          <w:rFonts w:hint="eastAsia"/>
+        </w:rPr>
+        <w:t>究竟根植于</w:t>
+      </w:r>
+      <w:r>
+        <w:rPr>
+          <w:rFonts w:hint="eastAsia"/>
+        </w:rPr>
+        <w:t>当时</w:t>
+      </w:r>
+      <w:r>
+        <w:rPr>
+          <w:rFonts w:hint="eastAsia"/>
+        </w:rPr>
+        <w:t>怎样贫瘠的土壤，浇灌着多少</w:t>
+      </w:r>
+      <w:r>
+        <w:rPr>
+          <w:rFonts w:hint="eastAsia"/>
+        </w:rPr>
+        <w:t>有识</w:t>
+      </w:r>
+      <w:r>
+        <w:rPr>
+          <w:rFonts w:hint="eastAsia"/>
+        </w:rPr>
+        <w:t>志士的血泪，</w:t>
+      </w:r>
+      <w:r>
+        <w:rPr>
+          <w:rFonts w:hint="eastAsia"/>
+        </w:rPr>
+        <w:t>以及如何庇护</w:t>
+      </w:r>
+      <w:r>
+        <w:rPr>
+          <w:rFonts w:hint="eastAsia"/>
+        </w:rPr>
+        <w:t>着一个民族、一个国家</w:t>
+      </w:r>
+      <w:r>
+        <w:rPr>
+          <w:rFonts w:hint="eastAsia"/>
+        </w:rPr>
+        <w:t>从愚昧</w:t>
+      </w:r>
+      <w:r>
+        <w:rPr>
+          <w:rFonts w:hint="eastAsia"/>
+        </w:rPr>
+        <w:t>贫穷的旧时代</w:t>
+      </w:r>
+      <w:r>
+        <w:rPr>
+          <w:rFonts w:hint="eastAsia"/>
+        </w:rPr>
+        <w:t>，走向文明富裕的新时代。</w:t>
+      </w:r>
+    </w:p>
+    <w:p>
+      <w:pPr>
+        <w:rPr>
+          <w:rFonts w:hint="eastAsia"/>
+        </w:rPr>
+      </w:pPr>
+      <w:r>
+        <w:tab/>
+      </w:r>
+      <w:r>
+        <w:rPr>
+          <w:rFonts w:hint="eastAsia"/>
+        </w:rPr>
+        <w:t>邓小平，</w:t>
+      </w:r>
+      <w:r>
+        <w:t>原名先圣，学名希贤，1927年正式改名为小平</w:t>
+      </w:r>
+      <w:r>
+        <w:rPr>
+          <w:rFonts w:hint="eastAsia"/>
+        </w:rPr>
+        <w:t>。</w:t>
+      </w:r>
+      <w:r>
+        <w:t>1920年</w:t>
+      </w:r>
+      <w:r>
+        <w:rPr>
+          <w:rFonts w:hint="eastAsia"/>
+        </w:rPr>
+        <w:t>邓</w:t>
+      </w:r>
+      <w:r>
+        <w:rPr>
+          <w:rFonts w:hint="eastAsia"/>
+        </w:rPr>
+        <w:t>赴法勤工俭学，在那里既接触到了法国</w:t>
+      </w:r>
+      <w:r>
+        <w:rPr>
+          <w:rFonts w:hint="eastAsia"/>
+        </w:rPr>
+        <w:t>工人</w:t>
+      </w:r>
+      <w:r>
+        <w:rPr>
+          <w:rFonts w:hint="eastAsia"/>
+        </w:rPr>
+        <w:t>的</w:t>
+      </w:r>
+      <w:r>
+        <w:rPr>
+          <w:rFonts w:hint="eastAsia"/>
+        </w:rPr>
+        <w:t>恶劣繁重的工作条件</w:t>
+      </w:r>
+      <w:r>
+        <w:rPr>
+          <w:rFonts w:hint="eastAsia"/>
+        </w:rPr>
+        <w:t>，也参加了</w:t>
+      </w:r>
+      <w:r>
+        <w:rPr>
+          <w:rFonts w:hint="eastAsia"/>
+        </w:rPr>
+        <w:t>“</w:t>
+      </w:r>
+      <w:r>
+        <w:t>旅欧中国少年共产党</w:t>
+      </w:r>
+      <w:r>
+        <w:rPr>
+          <w:rFonts w:hint="eastAsia"/>
+        </w:rPr>
+        <w:t>”</w:t>
+      </w:r>
+      <w:r>
+        <w:rPr>
+          <w:rFonts w:hint="eastAsia"/>
+        </w:rPr>
+        <w:t>，在与周恩来等同志的合作中开始接触</w:t>
+      </w:r>
+      <w:r>
+        <w:rPr>
+          <w:rFonts w:hint="eastAsia"/>
+        </w:rPr>
+        <w:t>到</w:t>
+      </w:r>
+      <w:r>
+        <w:rPr>
+          <w:rFonts w:hint="eastAsia"/>
+        </w:rPr>
+        <w:t>共产主义运动与思想。1926年邓因成为逮捕目标而逃往苏联，在莫斯科中山大学比较系统地学习了马列著作等全部课程。</w:t>
+      </w:r>
+      <w:r>
+        <w:rPr>
+          <w:rFonts w:hint="eastAsia"/>
+        </w:rPr>
+        <w:t>而后</w:t>
+      </w:r>
+      <w:r>
+        <w:rPr>
+          <w:rFonts w:hint="eastAsia"/>
+        </w:rPr>
+        <w:t>被派往协助</w:t>
+      </w:r>
+      <w:r>
+        <w:rPr>
+          <w:rFonts w:hint="eastAsia"/>
+        </w:rPr>
+        <w:t>冯玉祥</w:t>
+      </w:r>
+      <w:r>
+        <w:rPr>
+          <w:rFonts w:hint="eastAsia"/>
+        </w:rPr>
+        <w:t>，冯倒向国民党后转向上海从事地下工作。</w:t>
+      </w:r>
+      <w:r>
+        <w:rPr>
+          <w:rFonts w:hint="eastAsia"/>
+        </w:rPr>
+        <w:t>1929年，党把邓从上海派往广西</w:t>
+      </w:r>
+      <w:r>
+        <w:rPr>
+          <w:rFonts w:hint="eastAsia"/>
+        </w:rPr>
+        <w:t>，但等到</w:t>
+      </w:r>
+      <w:r>
+        <w:rPr>
+          <w:rFonts w:hint="eastAsia"/>
+        </w:rPr>
+        <w:t>李宗仁从北伐中返回后</w:t>
+      </w:r>
+      <w:r>
+        <w:rPr>
+          <w:rFonts w:hint="eastAsia"/>
+        </w:rPr>
+        <w:t>，刚有起色的组织工作又付之东流，后被调</w:t>
+      </w:r>
+      <w:r>
+        <w:rPr>
+          <w:rFonts w:hint="eastAsia"/>
+        </w:rPr>
+        <w:t>往</w:t>
+      </w:r>
+      <w:r>
+        <w:rPr>
+          <w:rFonts w:hint="eastAsia"/>
+        </w:rPr>
+        <w:t>苏区</w:t>
+      </w:r>
+      <w:r>
+        <w:rPr>
+          <w:rFonts w:hint="eastAsia"/>
+        </w:rPr>
+        <w:t>先后</w:t>
+      </w:r>
+      <w:r>
+        <w:rPr>
+          <w:rFonts w:hint="eastAsia"/>
+        </w:rPr>
+        <w:t>担任瑞金、会昌县委书记。</w:t>
+      </w:r>
+    </w:p>
+    <w:p>
+      <w:pPr>
+        <w:rPr>
+          <w:rFonts w:hint="eastAsia"/>
+        </w:rPr>
+      </w:pPr>
+      <w:r>
+        <w:tab/>
+      </w:r>
+      <w:r>
+        <w:rPr>
+          <w:rFonts w:hint="eastAsia"/>
+        </w:rPr>
+        <w:t>1933年，由于反罗明路线运动以及寻乌事件，邓第一次被打</w:t>
+      </w:r>
+      <w:r>
+        <w:rPr>
+          <w:rFonts w:hint="eastAsia"/>
+        </w:rPr>
+        <w:t>倒。</w:t>
+      </w:r>
+      <w:r>
+        <w:rPr>
+          <w:rFonts w:hint="eastAsia"/>
+        </w:rPr>
+        <w:t>此时邓刚刚经历第一任妻子临产去世，新生儿夭折，同时</w:t>
+      </w:r>
+      <w:r>
+        <w:rPr>
+          <w:rFonts w:hint="eastAsia"/>
+        </w:rPr>
+        <w:t>自己在党内</w:t>
+      </w:r>
+      <w:r>
+        <w:rPr>
+          <w:rFonts w:hint="eastAsia"/>
+        </w:rPr>
+        <w:t>也</w:t>
+      </w:r>
+      <w:r>
+        <w:rPr>
+          <w:rFonts w:hint="eastAsia"/>
+        </w:rPr>
+        <w:t>受到严厉批评和责难</w:t>
+      </w:r>
+      <w:r>
+        <w:rPr>
+          <w:rFonts w:hint="eastAsia"/>
+        </w:rPr>
+        <w:t>，甚至他的第二任妻子阿金也加入了批判他的行列，和他离婚，并嫁给了批他的人。</w:t>
+      </w:r>
+      <w:r>
+        <w:rPr>
+          <w:rFonts w:hint="eastAsia"/>
+        </w:rPr>
+        <w:t>在经历了这一连串的悲剧和挫折后，</w:t>
+      </w:r>
+      <w:r>
+        <w:rPr>
+          <w:rFonts w:hint="eastAsia"/>
+        </w:rPr>
+        <w:t>邓</w:t>
+      </w:r>
+      <w:r>
+        <w:rPr>
+          <w:rFonts w:hint="eastAsia"/>
+        </w:rPr>
+        <w:t>变得更加内敛，少言寡语</w:t>
+      </w:r>
+      <w:r>
+        <w:rPr>
+          <w:rFonts w:hint="eastAsia"/>
+        </w:rPr>
+        <w:t>，意志也更加坚忍。</w:t>
+      </w:r>
+    </w:p>
+    <w:p>
+      <w:pPr>
+        <w:rPr>
+          <w:rFonts w:hint="eastAsia"/>
+        </w:rPr>
+      </w:pPr>
+      <w:r>
+        <w:tab/>
+      </w:r>
+      <w:r>
+        <w:rPr>
+          <w:rFonts w:hint="eastAsia"/>
+        </w:rPr>
+        <w:t>1933年的政治磨难，并没有使邓屈服和消沉</w:t>
+      </w:r>
+      <w:r>
+        <w:rPr>
+          <w:rFonts w:hint="eastAsia"/>
+        </w:rPr>
+        <w:t>，</w:t>
+      </w:r>
+      <w:r>
+        <w:rPr>
+          <w:rFonts w:hint="eastAsia"/>
+        </w:rPr>
+        <w:t>他的才能依然受到很多同志的赏识。</w:t>
+      </w:r>
+      <w:r>
+        <w:t>1934</w:t>
+      </w:r>
+      <w:r>
+        <w:rPr>
+          <w:rFonts w:hint="eastAsia"/>
+        </w:rPr>
+        <w:t>年第五次反“围剿”失败</w:t>
+      </w:r>
+      <w:r>
+        <w:rPr>
+          <w:rFonts w:hint="eastAsia"/>
+        </w:rPr>
+        <w:t>后，红军开始长征</w:t>
+      </w:r>
+      <w:r>
+        <w:rPr>
+          <w:rFonts w:hint="eastAsia"/>
+        </w:rPr>
+        <w:t>。</w:t>
+      </w:r>
+      <w:r>
+        <w:rPr>
+          <w:rFonts w:hint="eastAsia"/>
+        </w:rPr>
+        <w:t>随着毛逐渐巩固和确立其在军队的领导地位，支持和拥护毛正确路线的邓在党内地位也</w:t>
+      </w:r>
+      <w:r>
+        <w:rPr>
+          <w:rFonts w:hint="eastAsia"/>
+        </w:rPr>
+        <w:t>水涨船高</w:t>
+      </w:r>
+      <w:r>
+        <w:rPr>
+          <w:rFonts w:hint="eastAsia"/>
+        </w:rPr>
+        <w:t>。</w:t>
+      </w:r>
+    </w:p>
+    <w:p>
+      <w:pPr>
+        <w:rPr>
+          <w:rFonts w:hint="eastAsia"/>
+        </w:rPr>
+      </w:pPr>
+      <w:r>
+        <w:tab/>
+      </w:r>
+      <w:r>
+        <w:rPr>
+          <w:rFonts w:hint="eastAsia"/>
+        </w:rPr>
+        <w:t>大跃进全面展开后，随着灾难在全国愈演愈烈，</w:t>
+      </w:r>
+      <w:r>
+        <w:rPr>
+          <w:rFonts w:hint="eastAsia"/>
+        </w:rPr>
+        <w:t>革命浪漫派和务实执行者之间的裂痕</w:t>
+      </w:r>
+      <w:r>
+        <w:rPr>
+          <w:rFonts w:hint="eastAsia"/>
+        </w:rPr>
+        <w:t>日益加剧。庐山会议和七千人大会</w:t>
+      </w:r>
+      <w:r>
+        <w:rPr>
+          <w:rFonts w:hint="eastAsia"/>
+        </w:rPr>
+        <w:t>后，1966年5月毛发动了文化大革命，并亲自带头批判“走资派”。邓</w:t>
+      </w:r>
+      <w:r>
+        <w:rPr>
+          <w:rFonts w:hint="eastAsia"/>
+        </w:rPr>
+        <w:t>因</w:t>
+      </w:r>
+      <w:r>
+        <w:rPr>
+          <w:rFonts w:hint="eastAsia"/>
+        </w:rPr>
+        <w:t>在七千人大会后仍与刘少奇密切工作，被批为“走资派的二号人物”</w:t>
+      </w:r>
+      <w:r>
+        <w:rPr>
+          <w:rFonts w:hint="eastAsia"/>
+        </w:rPr>
+        <w:t>，这是邓第二次被打倒。</w:t>
+      </w:r>
+    </w:p>
+    <w:p>
+      <w:pPr>
+        <w:rPr>
+          <w:rFonts w:hint="eastAsia"/>
+        </w:rPr>
+      </w:pPr>
+      <w:r>
+        <w:tab/>
+      </w:r>
+      <w:r>
+        <w:rPr>
+          <w:rFonts w:hint="eastAsia"/>
+        </w:rPr>
+        <w:t>在北京</w:t>
+      </w:r>
+      <w:r>
+        <w:t>挨批三年</w:t>
+      </w:r>
+      <w:r>
+        <w:rPr>
+          <w:rFonts w:hint="eastAsia"/>
+        </w:rPr>
+        <w:t>后的</w:t>
+      </w:r>
+      <w:r>
+        <w:rPr>
+          <w:rFonts w:hint="eastAsia"/>
+        </w:rPr>
+        <w:t>1969年</w:t>
+      </w:r>
+      <w:r>
+        <w:rPr>
+          <w:rFonts w:hint="eastAsia"/>
+        </w:rPr>
+        <w:t>，邓下放</w:t>
+      </w:r>
+      <w:r>
+        <w:rPr>
+          <w:rFonts w:hint="eastAsia"/>
+        </w:rPr>
+        <w:t>到</w:t>
+      </w:r>
+      <w:r>
+        <w:rPr>
+          <w:rFonts w:hint="eastAsia"/>
+        </w:rPr>
+        <w:t>江西</w:t>
+      </w:r>
+      <w:r>
+        <w:rPr>
+          <w:rFonts w:hint="eastAsia"/>
+        </w:rPr>
+        <w:t>，</w:t>
+      </w:r>
+      <w:r>
+        <w:rPr>
+          <w:rFonts w:hint="eastAsia"/>
+        </w:rPr>
+        <w:t>接受劳动</w:t>
+      </w:r>
+      <w:r>
+        <w:rPr>
+          <w:rFonts w:hint="eastAsia"/>
+        </w:rPr>
+        <w:t>改造</w:t>
+      </w:r>
+      <w:r>
+        <w:rPr>
+          <w:rFonts w:hint="eastAsia"/>
+        </w:rPr>
+        <w:t>再教育</w:t>
+      </w:r>
+      <w:r>
+        <w:rPr>
+          <w:rFonts w:hint="eastAsia"/>
+        </w:rPr>
+        <w:t>。在这段岁月里，已经在高层积累了有关党政军各方面工作深厚经验、熟知各种重大内政外交事务的邓，</w:t>
+      </w:r>
+      <w:r>
+        <w:t>开始</w:t>
+      </w:r>
+      <w:r>
+        <w:rPr>
+          <w:rFonts w:hint="eastAsia"/>
+        </w:rPr>
+        <w:t>反思</w:t>
+      </w:r>
+      <w:r>
+        <w:t>中国需要进行哪些</w:t>
+      </w:r>
+      <w:r>
+        <w:rPr>
+          <w:rFonts w:hint="eastAsia"/>
+        </w:rPr>
+        <w:t>体制上的根本改革。</w:t>
+      </w:r>
+    </w:p>
+    <w:p>
+      <w:pPr>
+        <w:rPr>
+          <w:rFonts w:hint="eastAsia"/>
+        </w:rPr>
+      </w:pPr>
+      <w:r>
+        <w:tab/>
+      </w:r>
+      <w:r>
+        <w:rPr>
+          <w:rFonts w:hint="eastAsia"/>
+        </w:rPr>
+        <w:t>1971年“九一三”</w:t>
+      </w:r>
+      <w:r>
+        <w:rPr>
+          <w:rFonts w:hint="eastAsia"/>
+        </w:rPr>
+        <w:t>坠机事件后，毛开始反思自己以前的做法，</w:t>
+      </w:r>
+      <w:r>
+        <w:rPr>
+          <w:rFonts w:hint="eastAsia"/>
+        </w:rPr>
+        <w:t>有了重新起用老干部的念头。</w:t>
+      </w:r>
+      <w:r>
+        <w:rPr>
+          <w:rFonts w:hint="eastAsia"/>
+        </w:rPr>
+        <w:t>1973年，</w:t>
+      </w:r>
+      <w:r>
+        <w:rPr>
+          <w:rFonts w:hint="eastAsia"/>
+        </w:rPr>
+        <w:t>邓从江西回京后</w:t>
+      </w:r>
+      <w:r>
+        <w:rPr>
+          <w:rFonts w:hint="eastAsia"/>
+        </w:rPr>
+        <w:t>逐渐</w:t>
+      </w:r>
+      <w:r>
+        <w:rPr>
+          <w:rFonts w:hint="eastAsia"/>
+        </w:rPr>
+        <w:t>恢复其职务</w:t>
+      </w:r>
+      <w:r>
+        <w:rPr>
+          <w:rFonts w:hint="eastAsia"/>
+        </w:rPr>
+        <w:t>，先是获准出席最高层的会议，接着成了周恩来的助手，然后在8月的中共十大上当选中央委员，12月又成为政治局委员和中央军委委员</w:t>
+      </w:r>
+      <w:r>
+        <w:rPr>
+          <w:rFonts w:hint="eastAsia"/>
+        </w:rPr>
+        <w:t>。</w:t>
+      </w:r>
+      <w:r>
+        <w:rPr>
+          <w:rFonts w:hint="eastAsia"/>
+        </w:rPr>
+        <w:t>次</w:t>
+      </w:r>
+      <w:r>
+        <w:rPr>
+          <w:rFonts w:hint="eastAsia"/>
+        </w:rPr>
+        <w:t>年</w:t>
+      </w:r>
+      <w:r>
+        <w:t>周恩来为动手术住院后，邓开始主持接待外宾</w:t>
+      </w:r>
+      <w:r>
+        <w:rPr>
+          <w:rFonts w:hint="eastAsia"/>
+        </w:rPr>
+        <w:t>。</w:t>
+      </w:r>
+      <w:r>
+        <w:rPr>
+          <w:rFonts w:hint="eastAsia"/>
+        </w:rPr>
+        <w:t>19</w:t>
+      </w:r>
+      <w:r>
+        <w:rPr>
+          <w:rFonts w:hint="eastAsia"/>
+        </w:rPr>
+        <w:t>75年1月</w:t>
+      </w:r>
+      <w:r>
+        <w:rPr>
+          <w:rFonts w:hint="eastAsia"/>
+        </w:rPr>
+        <w:t>，</w:t>
+      </w:r>
+      <w:r>
+        <w:t>邓</w:t>
+      </w:r>
+      <w:r>
+        <w:rPr>
+          <w:rFonts w:hint="eastAsia"/>
+        </w:rPr>
+        <w:t>当选</w:t>
+      </w:r>
+      <w:r>
+        <w:t>为中共中央副主席、中央政治局常委</w:t>
+      </w:r>
+      <w:r>
+        <w:rPr>
+          <w:rFonts w:hint="eastAsia"/>
+        </w:rPr>
+        <w:t>、国务院</w:t>
+      </w:r>
+      <w:r>
+        <w:t>第一副总理</w:t>
+      </w:r>
+      <w:r>
+        <w:rPr>
+          <w:rFonts w:hint="eastAsia"/>
+        </w:rPr>
+        <w:t>，开始</w:t>
+      </w:r>
+      <w:r>
+        <w:t>主持中共中央、国务院和中央军委</w:t>
+      </w:r>
+      <w:r>
+        <w:rPr>
+          <w:rFonts w:hint="eastAsia"/>
+        </w:rPr>
+        <w:t>的</w:t>
+      </w:r>
+      <w:r>
+        <w:t>日常工作</w:t>
+      </w:r>
+      <w:r>
+        <w:rPr>
+          <w:rFonts w:hint="eastAsia"/>
+        </w:rPr>
+        <w:t>。</w:t>
+      </w:r>
+    </w:p>
+    <w:p>
+      <w:pPr>
+        <w:rPr>
+          <w:rFonts w:hint="eastAsia"/>
+        </w:rPr>
+      </w:pPr>
+      <w:r>
+        <w:lastRenderedPageBreak/>
         <w:tab/>
       </w:r>
     </w:p>
@@ -37,169 +837,91 @@
         </w:rPr>
       </w:pPr>
       <w:r>
-        <w:t>最早对邓小平</w:t>
-      </w:r>
-      <w:r>
-        <w:rPr>
-          <w:rFonts w:hint="eastAsia"/>
-        </w:rPr>
-        <w:t>先生</w:t>
-      </w:r>
-      <w:r>
-        <w:t>的认识</w:t>
-      </w:r>
-      <w:r>
-        <w:rPr>
-          <w:rFonts w:hint="eastAsia"/>
-        </w:rPr>
-        <w:t>，还是</w:t>
-      </w:r>
-      <w:r>
-        <w:rPr>
-          <w:rFonts w:hint="eastAsia"/>
-        </w:rPr>
-        <w:t>从</w:t>
-      </w:r>
-      <w:r>
-        <w:rPr>
-          <w:rFonts w:hint="eastAsia"/>
-        </w:rPr>
-        <w:t>那篇</w:t>
-      </w:r>
-      <w:r>
-        <w:t>小学二年级的课文《邓小平爷爷植树》</w:t>
+        <w:rPr>
+          <w:rFonts w:hint="eastAsia"/>
+        </w:rPr>
+        <w:t>面对</w:t>
+      </w:r>
+      <w:r>
+        <w:rPr>
+          <w:rFonts w:hint="eastAsia"/>
+        </w:rPr>
+        <w:t>纷繁复杂的</w:t>
+      </w:r>
+      <w:r>
+        <w:rPr>
+          <w:rFonts w:hint="eastAsia"/>
+        </w:rPr>
+        <w:t>地方形势</w:t>
+      </w:r>
+      <w:r>
+        <w:rPr>
+          <w:rFonts w:hint="eastAsia"/>
+        </w:rPr>
+        <w:t>问题</w:t>
+      </w:r>
+      <w:r>
+        <w:rPr>
+          <w:rFonts w:hint="eastAsia"/>
+        </w:rPr>
+        <w:t>，邓决定采取“由点到线，由线到面“的整顿任务。邓推荐任命</w:t>
+      </w:r>
+      <w:r>
+        <w:t>素以攻克难题闻名的万里担任铁道部部长</w:t>
+      </w:r>
+      <w:r>
+        <w:rPr>
+          <w:rFonts w:hint="eastAsia"/>
+        </w:rPr>
+        <w:t>，从徐州铁路枢纽为切入点，把成功的整顿经验推向其他铁路枢纽，进而推广到煤矿、钢铁</w:t>
+      </w:r>
+      <w:r>
+        <w:rPr>
+          <w:rFonts w:hint="eastAsia"/>
+        </w:rPr>
+        <w:t>等行业，最后从经济部门转向文教部门，从军队转向地方政府。在</w:t>
+      </w:r>
+      <w:r>
+        <w:t>邓和万里等人的努力</w:t>
+      </w:r>
+      <w:r>
+        <w:rPr>
+          <w:rFonts w:hint="eastAsia"/>
+        </w:rPr>
+        <w:t>下</w:t>
+      </w:r>
+      <w:r>
+        <w:t>，1975年全国前八个月的工业生产比上年</w:t>
+      </w:r>
+      <w:r>
+        <w:rPr>
+          <w:rFonts w:hint="eastAsia"/>
+        </w:rPr>
+        <w:t>的</w:t>
+      </w:r>
+      <w:r>
+        <w:t>平均增长</w:t>
+      </w:r>
+      <w:r>
+        <w:rPr>
+          <w:rFonts w:hint="eastAsia"/>
+        </w:rPr>
+        <w:t>达到了</w:t>
+      </w:r>
+      <w:r>
+        <w:t>17%</w:t>
+      </w:r>
+      <w:r>
+        <w:rPr>
+          <w:rFonts w:hint="eastAsia"/>
+        </w:rPr>
+        <w:t>，给未来的长期改革打下基础</w:t>
       </w:r>
       <w:r>
         <w:rPr>
           <w:rFonts w:hint="eastAsia"/>
         </w:rPr>
         <w:t>。</w:t>
-      </w:r>
-      <w:r>
-        <w:rPr>
-          <w:rFonts w:hint="eastAsia"/>
-        </w:rPr>
-        <w:t xml:space="preserve"> </w:t>
-      </w:r>
-      <w:r>
-        <w:rPr>
-          <w:rFonts w:hint="eastAsia"/>
-        </w:rPr>
-        <w:t>但直到十多年后</w:t>
-      </w:r>
-      <w:r>
-        <w:rPr>
-          <w:rFonts w:hint="eastAsia"/>
-        </w:rPr>
-        <w:t>的现在</w:t>
-      </w:r>
-      <w:r>
-        <w:rPr>
-          <w:rFonts w:hint="eastAsia"/>
-        </w:rPr>
-        <w:t>，读完</w:t>
-      </w:r>
-      <w:r>
-        <w:rPr>
-          <w:rFonts w:hint="eastAsia"/>
-        </w:rPr>
-        <w:t>傅高义</w:t>
-      </w:r>
-      <w:r>
-        <w:rPr>
-          <w:rFonts w:hint="eastAsia"/>
-        </w:rPr>
-        <w:t>老先生的《邓小平时代》，我才真正明白</w:t>
-      </w:r>
-      <w:r>
-        <w:rPr>
-          <w:rFonts w:hint="eastAsia"/>
-        </w:rPr>
-        <w:t>邓亲手栽种的</w:t>
-      </w:r>
-      <w:r>
-        <w:rPr>
-          <w:rFonts w:hint="eastAsia"/>
-        </w:rPr>
-        <w:t>“</w:t>
-      </w:r>
-      <w:r>
-        <w:rPr>
-          <w:rFonts w:hint="eastAsia"/>
-        </w:rPr>
-        <w:t>这棵树</w:t>
-      </w:r>
-      <w:r>
-        <w:rPr>
-          <w:rFonts w:hint="eastAsia"/>
-        </w:rPr>
-        <w:t>”</w:t>
-      </w:r>
-      <w:r>
-        <w:rPr>
-          <w:rFonts w:hint="eastAsia"/>
-        </w:rPr>
-        <w:t>，</w:t>
-      </w:r>
-      <w:r>
-        <w:rPr>
-          <w:rFonts w:hint="eastAsia"/>
-        </w:rPr>
-        <w:t>究竟根植于</w:t>
-      </w:r>
-      <w:r>
-        <w:rPr>
-          <w:rFonts w:hint="eastAsia"/>
-        </w:rPr>
-        <w:t>当时</w:t>
-      </w:r>
-      <w:r>
-        <w:rPr>
-          <w:rFonts w:hint="eastAsia"/>
-        </w:rPr>
-        <w:t>怎样贫瘠的土壤，浇灌着多少</w:t>
-      </w:r>
-      <w:r>
-        <w:rPr>
-          <w:rFonts w:hint="eastAsia"/>
-        </w:rPr>
-        <w:t>有识</w:t>
-      </w:r>
-      <w:r>
-        <w:rPr>
-          <w:rFonts w:hint="eastAsia"/>
-        </w:rPr>
-        <w:t>志士的血泪，</w:t>
-      </w:r>
-      <w:r>
-        <w:rPr>
-          <w:rFonts w:hint="eastAsia"/>
-        </w:rPr>
-        <w:t>以及如何庇护</w:t>
-      </w:r>
-      <w:r>
-        <w:rPr>
-          <w:rFonts w:hint="eastAsia"/>
-        </w:rPr>
-        <w:t>着一个民族、一个国家</w:t>
-      </w:r>
-      <w:r>
-        <w:rPr>
-          <w:rFonts w:hint="eastAsia"/>
-        </w:rPr>
-        <w:t>从愚昧</w:t>
-      </w:r>
-      <w:r>
-        <w:rPr>
-          <w:rFonts w:hint="eastAsia"/>
-        </w:rPr>
-        <w:t>贫穷的旧时代</w:t>
-      </w:r>
-      <w:r>
-        <w:rPr>
-          <w:rFonts w:hint="eastAsia"/>
-        </w:rPr>
-        <w:t>，走向文明富裕的新时代。</w:t>
       </w:r>
     </w:p>
     <w:p>
@@ -215,10 +937,64 @@
         <w:rPr>
           <w:rFonts w:hint="eastAsia"/>
         </w:rPr>
-        <w:t>邓小平，</w:t>
-      </w:r>
-      <w:r>
-        <w:t>原名先圣，学名希贤，1927年正式改名为小平</w:t>
+        <w:t>1975年末刘冰事件后，由于对邓的整顿工作日益不满，</w:t>
+      </w:r>
+      <w:r>
+        <w:rPr>
+          <w:rFonts w:hint="eastAsia"/>
+        </w:rPr>
+        <w:t>毛逐渐扩大批邓会议的规模，</w:t>
+      </w:r>
+      <w:r>
+        <w:t>使压力层层加码，直到邓明确表示拥护文革</w:t>
+      </w:r>
+      <w:r>
+        <w:rPr>
+          <w:rFonts w:hint="eastAsia"/>
+        </w:rPr>
+        <w:t>，但邓没有因此妥协。</w:t>
+      </w:r>
+      <w:r>
+        <w:rPr>
+          <w:rFonts w:hint="eastAsia"/>
+        </w:rPr>
+        <w:t>在四人帮</w:t>
+      </w:r>
+      <w:r>
+        <w:rPr>
+          <w:rFonts w:hint="eastAsia"/>
+        </w:rPr>
+        <w:t>等人</w:t>
+      </w:r>
+      <w:r>
+        <w:rPr>
+          <w:rFonts w:hint="eastAsia"/>
+        </w:rPr>
+        <w:t>的</w:t>
+      </w:r>
+      <w:r>
+        <w:rPr>
+          <w:rFonts w:hint="eastAsia"/>
+        </w:rPr>
+        <w:t>鼓动</w:t>
+      </w:r>
+      <w:r>
+        <w:rPr>
+          <w:rFonts w:hint="eastAsia"/>
+        </w:rPr>
+        <w:t>下，</w:t>
+      </w:r>
+      <w:r>
+        <w:rPr>
+          <w:rFonts w:hint="eastAsia"/>
+        </w:rPr>
+        <w:t>“</w:t>
+      </w:r>
+      <w:r>
+        <w:rPr>
+          <w:rFonts w:hint="eastAsia"/>
+        </w:rPr>
+        <w:t>反击右倾翻案风”运动开始了</w:t>
       </w:r>
       <w:r>
         <w:rPr>
@@ -227,148 +1003,37 @@
         <w:t>。</w:t>
       </w:r>
       <w:r>
-        <w:t>1920年</w:t>
-      </w:r>
-      <w:r>
-        <w:rPr>
-          <w:rFonts w:hint="eastAsia"/>
-        </w:rPr>
-        <w:t>邓</w:t>
-      </w:r>
-      <w:r>
-        <w:rPr>
-          <w:rFonts w:hint="eastAsia"/>
-        </w:rPr>
-        <w:t>赴法勤工俭学，在那里既接触到了法国</w:t>
-      </w:r>
-      <w:r>
-        <w:rPr>
-          <w:rFonts w:hint="eastAsia"/>
-        </w:rPr>
-        <w:t>工人</w:t>
-      </w:r>
-      <w:r>
-        <w:rPr>
-          <w:rFonts w:hint="eastAsia"/>
-        </w:rPr>
-        <w:t>的</w:t>
-      </w:r>
-      <w:r>
-        <w:rPr>
-          <w:rFonts w:hint="eastAsia"/>
-        </w:rPr>
-        <w:t>恶劣繁重的工作条件</w:t>
-      </w:r>
-      <w:r>
-        <w:rPr>
-          <w:rFonts w:hint="eastAsia"/>
-        </w:rPr>
-        <w:t>，也参加了</w:t>
-      </w:r>
-      <w:r>
-        <w:rPr>
-          <w:rFonts w:hint="eastAsia"/>
-        </w:rPr>
-        <w:t>“</w:t>
-      </w:r>
-      <w:r>
-        <w:t>旅欧中国少年共产党</w:t>
-      </w:r>
-      <w:r>
-        <w:rPr>
-          <w:rFonts w:hint="eastAsia"/>
-        </w:rPr>
-        <w:t>”</w:t>
-      </w:r>
-      <w:r>
-        <w:rPr>
-          <w:rFonts w:hint="eastAsia"/>
-        </w:rPr>
-        <w:t>，在与周恩来等同志的合作中开始接触</w:t>
-      </w:r>
-      <w:r>
-        <w:rPr>
-          <w:rFonts w:hint="eastAsia"/>
-        </w:rPr>
-        <w:t>到</w:t>
-      </w:r>
-      <w:r>
-        <w:rPr>
-          <w:rFonts w:hint="eastAsia"/>
-        </w:rPr>
-        <w:t>共产主义运动与思想。1926年邓因成为逮捕目标而逃往苏联，在莫斯科中山大学比较系统地学习了马列著作等全部课程。</w:t>
-      </w:r>
-      <w:r>
-        <w:rPr>
-          <w:rFonts w:hint="eastAsia"/>
-        </w:rPr>
-        <w:t>而后</w:t>
-      </w:r>
-      <w:r>
-        <w:rPr>
-          <w:rFonts w:hint="eastAsia"/>
-        </w:rPr>
-        <w:t>被派往协助</w:t>
-      </w:r>
-      <w:r>
-        <w:rPr>
-          <w:rFonts w:hint="eastAsia"/>
-        </w:rPr>
-        <w:t>冯玉祥</w:t>
-      </w:r>
-      <w:r>
-        <w:rPr>
-          <w:rFonts w:hint="eastAsia"/>
-        </w:rPr>
-        <w:t>，冯倒向国民党后转向上海从事地下工作。</w:t>
-      </w:r>
-      <w:r>
-        <w:rPr>
-          <w:rFonts w:hint="eastAsia"/>
-        </w:rPr>
-        <w:t>1929年，党把邓从上海派往广西</w:t>
-      </w:r>
-      <w:r>
-        <w:rPr>
-          <w:rFonts w:hint="eastAsia"/>
-        </w:rPr>
-        <w:t>，但等到</w:t>
-      </w:r>
-      <w:r>
-        <w:rPr>
-          <w:rFonts w:hint="eastAsia"/>
-        </w:rPr>
-        <w:t>李宗仁从北伐中返回后</w:t>
-      </w:r>
-      <w:r>
-        <w:rPr>
-          <w:rFonts w:hint="eastAsia"/>
-        </w:rPr>
-        <w:t>，刚有起色的组织工作又付之东流，后被调</w:t>
-      </w:r>
-      <w:r>
-        <w:rPr>
-          <w:rFonts w:hint="eastAsia"/>
-        </w:rPr>
-        <w:t>往</w:t>
-      </w:r>
-      <w:r>
-        <w:rPr>
-          <w:rFonts w:hint="eastAsia"/>
-        </w:rPr>
-        <w:t>苏区</w:t>
-      </w:r>
-      <w:r>
-        <w:rPr>
-          <w:rFonts w:hint="eastAsia"/>
-        </w:rPr>
-        <w:t>先后</w:t>
-      </w:r>
-      <w:r>
-        <w:rPr>
-          <w:rFonts w:hint="eastAsia"/>
-        </w:rPr>
-        <w:t>担任瑞金、会昌县委书记。</w:t>
+        <w:rPr>
+          <w:rFonts w:hint="eastAsia"/>
+        </w:rPr>
+        <w:t>四五天安门事件</w:t>
+      </w:r>
+      <w:r>
+        <w:rPr>
+          <w:rFonts w:hint="eastAsia"/>
+        </w:rPr>
+        <w:t>后，毛</w:t>
+      </w:r>
+      <w:r>
+        <w:t>免去了邓的一切正式职务</w:t>
+      </w:r>
+      <w:r>
+        <w:rPr>
+          <w:rFonts w:hint="eastAsia"/>
+        </w:rPr>
+        <w:t>，但允许邓保留党籍</w:t>
+      </w:r>
+      <w:r>
+        <w:rPr>
+          <w:rFonts w:hint="eastAsia"/>
+        </w:rPr>
+        <w:t>以观后效</w:t>
+      </w:r>
+      <w:r>
+        <w:rPr>
+          <w:rFonts w:hint="eastAsia"/>
+        </w:rPr>
+        <w:t>，这是邓第三次被打倒。</w:t>
       </w:r>
     </w:p>
     <w:p>
@@ -384,25 +1049,34 @@
         <w:rPr>
           <w:rFonts w:hint="eastAsia"/>
         </w:rPr>
-        <w:t>1933年，由于反罗明路线运动以及寻乌事件，邓第一次被打</w:t>
-      </w:r>
-      <w:r>
-        <w:rPr>
-          <w:rFonts w:hint="eastAsia"/>
-        </w:rPr>
-        <w:t>倒。</w:t>
-      </w:r>
-      <w:r>
-        <w:rPr>
-          <w:rFonts w:hint="eastAsia"/>
-        </w:rPr>
-        <w:t>此时邓刚刚经历第一任妻子临产去世，新生儿夭折，同时</w:t>
-      </w:r>
-      <w:r>
-        <w:rPr>
-          <w:rFonts w:hint="eastAsia"/>
-        </w:rPr>
-        <w:t>自己在党内</w:t>
+        <w:t>毛去世后，华国锋</w:t>
+      </w:r>
+      <w:r>
+        <w:rPr>
+          <w:rFonts w:hint="eastAsia"/>
+        </w:rPr>
+        <w:t>的</w:t>
+      </w:r>
+      <w:r>
+        <w:rPr>
+          <w:rFonts w:hint="eastAsia"/>
+        </w:rPr>
+        <w:t>党内领导地位有名无实，</w:t>
+      </w:r>
+      <w:r>
+        <w:t>并不具备与之匹配的个人威望</w:t>
+      </w:r>
+      <w:r>
+        <w:rPr>
+          <w:rFonts w:hint="eastAsia"/>
+        </w:rPr>
+        <w:t>，</w:t>
+      </w:r>
+      <w:r>
+        <w:rPr>
+          <w:rFonts w:hint="eastAsia"/>
+        </w:rPr>
+        <w:t>但他</w:t>
       </w:r>
       <w:r>
         <w:rPr>
@@ -414,726 +1088,52 @@
         <w:rPr>
           <w:rFonts w:hint="eastAsia"/>
         </w:rPr>
-        <w:t>受到严厉批评和责难</w:t>
-      </w:r>
-      <w:r>
-        <w:rPr>
-          <w:rFonts w:hint="eastAsia"/>
-        </w:rPr>
-        <w:t>，甚至他的第二任妻子阿金也加入了批判他的行列，和他离婚，并嫁给了批他的人。</w:t>
-      </w:r>
-      <w:r>
-        <w:rPr>
-          <w:rFonts w:hint="eastAsia"/>
-        </w:rPr>
-        <w:t>在经历了这一连串的悲剧和挫折后，</w:t>
-      </w:r>
-      <w:r>
-        <w:rPr>
-          <w:rFonts w:hint="eastAsia"/>
-        </w:rPr>
-        <w:t>邓</w:t>
-      </w:r>
-      <w:r>
-        <w:rPr>
-          <w:rFonts w:hint="eastAsia"/>
-        </w:rPr>
-        <w:t>变得更加内敛，少言寡语</w:t>
-      </w:r>
-      <w:r>
-        <w:rPr>
-          <w:rFonts w:hint="eastAsia"/>
-        </w:rPr>
-        <w:t>，意志也更加坚忍。</w:t>
-      </w:r>
-    </w:p>
-    <w:p>
-      <w:pPr>
-        <w:rPr>
-          <w:rFonts w:hint="eastAsia"/>
-        </w:rPr>
-      </w:pPr>
-      <w:r>
-        <w:tab/>
-      </w:r>
-      <w:r>
-        <w:rPr>
-          <w:rFonts w:hint="eastAsia"/>
-        </w:rPr>
-        <w:t>1933年的政治磨难，并没有使邓屈服和消沉</w:t>
-      </w:r>
-      <w:r>
-        <w:rPr>
-          <w:rFonts w:hint="eastAsia"/>
-        </w:rPr>
-        <w:t>，</w:t>
-      </w:r>
-      <w:r>
-        <w:rPr>
-          <w:rFonts w:hint="eastAsia"/>
-        </w:rPr>
-        <w:t>他的才能依然受到很多同志的赏识。</w:t>
-      </w:r>
-      <w:r>
-        <w:t>1934</w:t>
-      </w:r>
-      <w:r>
-        <w:rPr>
-          <w:rFonts w:hint="eastAsia"/>
-        </w:rPr>
-        <w:t>年第五次反“围剿”失败</w:t>
-      </w:r>
-      <w:r>
-        <w:rPr>
-          <w:rFonts w:hint="eastAsia"/>
-        </w:rPr>
-        <w:t>后，红军开始长征</w:t>
-      </w:r>
-      <w:r>
-        <w:rPr>
-          <w:rFonts w:hint="eastAsia"/>
-        </w:rPr>
+        <w:t>在</w:t>
+      </w:r>
+      <w:r>
+        <w:rPr>
+          <w:rFonts w:hint="eastAsia"/>
+        </w:rPr>
+        <w:t>试图</w:t>
+      </w:r>
+      <w:r>
+        <w:rPr>
+          <w:rFonts w:hint="eastAsia"/>
+        </w:rPr>
+        <w:t>从</w:t>
+      </w:r>
+      <w:r>
+        <w:t>毛</w:t>
+      </w:r>
+      <w:r>
+        <w:rPr>
+          <w:rFonts w:hint="eastAsia"/>
+        </w:rPr>
+        <w:t>原有路线</w:t>
+      </w:r>
+      <w:r>
+        <w:rPr>
+          <w:rFonts w:hint="eastAsia"/>
+        </w:rPr>
+        <w:t>与对外</w:t>
+      </w:r>
+      <w:r>
+        <w:t>开放之间寻找平衡</w:t>
+      </w:r>
+      <w:r>
         <w:t>。</w:t>
       </w:r>
       <w:r>
         <w:rPr>
           <w:rFonts w:hint="eastAsia"/>
         </w:rPr>
-        <w:t>随着毛逐渐巩固和确立其在军队的领导地位，支持和拥护毛正确路线的邓在党内地位也</w:t>
-      </w:r>
-      <w:r>
-        <w:rPr>
-          <w:rFonts w:hint="eastAsia"/>
-        </w:rPr>
-        <w:t>水涨船高</w:t>
-      </w:r>
-      <w:r>
-        <w:rPr>
-          <w:rFonts w:hint="eastAsia"/>
-        </w:rPr>
-        <w:t>。</w:t>
-      </w:r>
-    </w:p>
-    <w:p>
-      <w:pPr>
-        <w:rPr>
-          <w:rFonts w:hint="eastAsia"/>
-        </w:rPr>
-      </w:pPr>
-      <w:r>
-        <w:tab/>
-      </w:r>
-      <w:r>
-        <w:rPr>
-          <w:rFonts w:hint="eastAsia"/>
-        </w:rPr>
-        <w:t>大跃进全面展开后，随着灾难在全国愈演愈烈，</w:t>
-      </w:r>
-      <w:r>
-        <w:rPr>
-          <w:rFonts w:hint="eastAsia"/>
-        </w:rPr>
-        <w:t>革命浪漫派和务实执行者之间的裂痕</w:t>
-      </w:r>
-      <w:r>
-        <w:rPr>
-          <w:rFonts w:hint="eastAsia"/>
-        </w:rPr>
-        <w:t>日益加剧。庐山会议和七千人大会</w:t>
-      </w:r>
-      <w:r>
-        <w:rPr>
-          <w:rFonts w:hint="eastAsia"/>
-        </w:rPr>
-        <w:t>后，1966年5月毛发动了文化大革命，并亲自带头批判“走资派”。邓</w:t>
-      </w:r>
-      <w:r>
-        <w:rPr>
-          <w:rFonts w:hint="eastAsia"/>
-        </w:rPr>
-        <w:t>因</w:t>
-      </w:r>
-      <w:r>
-        <w:rPr>
-          <w:rFonts w:hint="eastAsia"/>
-        </w:rPr>
-        <w:t>在七千人大会后仍与刘少奇密切工作，被批为“走资派的二号人物”</w:t>
-      </w:r>
-      <w:r>
-        <w:rPr>
-          <w:rFonts w:hint="eastAsia"/>
-        </w:rPr>
-        <w:t>，这是邓第二次被打倒。</w:t>
-      </w:r>
-    </w:p>
-    <w:p>
-      <w:pPr>
-        <w:rPr>
-          <w:rFonts w:hint="eastAsia"/>
-        </w:rPr>
-      </w:pPr>
-      <w:r>
-        <w:tab/>
-      </w:r>
-      <w:r>
-        <w:rPr>
-          <w:rFonts w:hint="eastAsia"/>
-        </w:rPr>
-        <w:t>在北京</w:t>
-      </w:r>
-      <w:r>
-        <w:t>挨批三年</w:t>
-      </w:r>
-      <w:r>
-        <w:rPr>
-          <w:rFonts w:hint="eastAsia"/>
-        </w:rPr>
-        <w:t>后的</w:t>
-      </w:r>
-      <w:r>
-        <w:rPr>
-          <w:rFonts w:hint="eastAsia"/>
-        </w:rPr>
-        <w:t>1969年</w:t>
-      </w:r>
-      <w:r>
-        <w:rPr>
-          <w:rFonts w:hint="eastAsia"/>
-        </w:rPr>
-        <w:t>，邓下放</w:t>
-      </w:r>
-      <w:r>
-        <w:rPr>
-          <w:rFonts w:hint="eastAsia"/>
-        </w:rPr>
-        <w:t>到</w:t>
-      </w:r>
-      <w:r>
-        <w:rPr>
-          <w:rFonts w:hint="eastAsia"/>
-        </w:rPr>
-        <w:t>江西</w:t>
-      </w:r>
-      <w:r>
-        <w:rPr>
-          <w:rFonts w:hint="eastAsia"/>
-        </w:rPr>
-        <w:t>，</w:t>
-      </w:r>
-      <w:r>
-        <w:rPr>
-          <w:rFonts w:hint="eastAsia"/>
-        </w:rPr>
-        <w:t>接受劳动</w:t>
-      </w:r>
-      <w:r>
-        <w:rPr>
-          <w:rFonts w:hint="eastAsia"/>
-        </w:rPr>
-        <w:t>改造</w:t>
-      </w:r>
-      <w:r>
-        <w:rPr>
-          <w:rFonts w:hint="eastAsia"/>
-        </w:rPr>
-        <w:t>再教育</w:t>
-      </w:r>
-      <w:r>
-        <w:rPr>
-          <w:rFonts w:hint="eastAsia"/>
-        </w:rPr>
-        <w:t>。在这段岁月里，已经在高层积累了有关党政军各方面工作深厚经验、熟知各种重大内政外交事务的邓，</w:t>
-      </w:r>
-      <w:r>
-        <w:t>开始</w:t>
-      </w:r>
-      <w:r>
-        <w:rPr>
-          <w:rFonts w:hint="eastAsia"/>
-        </w:rPr>
-        <w:t>反思</w:t>
-      </w:r>
-      <w:r>
-        <w:t>中国需要进行哪些</w:t>
-      </w:r>
-      <w:r>
-        <w:rPr>
-          <w:rFonts w:hint="eastAsia"/>
-        </w:rPr>
-        <w:t>体制上的根本改革。</w:t>
-      </w:r>
-    </w:p>
-    <w:p>
-      <w:pPr>
-        <w:rPr>
-          <w:rFonts w:hint="eastAsia"/>
-        </w:rPr>
-      </w:pPr>
-      <w:r>
-        <w:tab/>
-      </w:r>
-      <w:r>
-        <w:rPr>
-          <w:rFonts w:hint="eastAsia"/>
-        </w:rPr>
-        <w:t>1971年“九一三”</w:t>
-      </w:r>
-      <w:r>
-        <w:rPr>
-          <w:rFonts w:hint="eastAsia"/>
-        </w:rPr>
-        <w:t>坠机事件后，毛开始反思自己以前的做法，</w:t>
-      </w:r>
-      <w:r>
-        <w:rPr>
-          <w:rFonts w:hint="eastAsia"/>
-        </w:rPr>
-        <w:t>有了重新起用老干部的念头。</w:t>
-      </w:r>
-      <w:r>
-        <w:rPr>
-          <w:rFonts w:hint="eastAsia"/>
-        </w:rPr>
-        <w:t>1973年，</w:t>
-      </w:r>
-      <w:r>
-        <w:rPr>
-          <w:rFonts w:hint="eastAsia"/>
-        </w:rPr>
-        <w:t>邓从江西回京后</w:t>
-      </w:r>
-      <w:r>
-        <w:rPr>
-          <w:rFonts w:hint="eastAsia"/>
-        </w:rPr>
-        <w:t>逐渐</w:t>
-      </w:r>
-      <w:r>
-        <w:rPr>
-          <w:rFonts w:hint="eastAsia"/>
-        </w:rPr>
-        <w:t>恢复其职务</w:t>
-      </w:r>
-      <w:r>
-        <w:rPr>
-          <w:rFonts w:hint="eastAsia"/>
-        </w:rPr>
-        <w:t>，先是获准出席最高层的会议，接着成了周恩来的助手，然后在8月的中共十大上当选中央委员，12月又成为政治局委员和中央军委委员</w:t>
-      </w:r>
-      <w:r>
-        <w:rPr>
-          <w:rFonts w:hint="eastAsia"/>
-        </w:rPr>
-        <w:t>。</w:t>
-      </w:r>
-      <w:r>
-        <w:rPr>
-          <w:rFonts w:hint="eastAsia"/>
-        </w:rPr>
-        <w:t>次</w:t>
-      </w:r>
-      <w:r>
-        <w:rPr>
-          <w:rFonts w:hint="eastAsia"/>
-        </w:rPr>
-        <w:t>年</w:t>
-      </w:r>
-      <w:r>
-        <w:t>周恩来为动手术住院后，邓开始主持接待外宾</w:t>
-      </w:r>
-      <w:r>
-        <w:rPr>
-          <w:rFonts w:hint="eastAsia"/>
-        </w:rPr>
-        <w:t>。</w:t>
-      </w:r>
-      <w:r>
-        <w:rPr>
-          <w:rFonts w:hint="eastAsia"/>
-        </w:rPr>
-        <w:t>19</w:t>
-      </w:r>
-      <w:r>
-        <w:rPr>
-          <w:rFonts w:hint="eastAsia"/>
-        </w:rPr>
-        <w:t>75年1月</w:t>
-      </w:r>
-      <w:r>
-        <w:rPr>
-          <w:rFonts w:hint="eastAsia"/>
-        </w:rPr>
-        <w:t>，</w:t>
-      </w:r>
-      <w:r>
-        <w:t>邓</w:t>
-      </w:r>
-      <w:r>
-        <w:rPr>
-          <w:rFonts w:hint="eastAsia"/>
-        </w:rPr>
-        <w:t>当选</w:t>
-      </w:r>
-      <w:r>
-        <w:t>为中共中央副主席、中央政治局常委</w:t>
-      </w:r>
-      <w:r>
-        <w:rPr>
-          <w:rFonts w:hint="eastAsia"/>
-        </w:rPr>
-        <w:t>、国务院</w:t>
-      </w:r>
-      <w:r>
-        <w:t>第一副总理</w:t>
-      </w:r>
-      <w:r>
-        <w:rPr>
-          <w:rFonts w:hint="eastAsia"/>
-        </w:rPr>
-        <w:t>，开始</w:t>
-      </w:r>
-      <w:r>
-        <w:t>主持中共中央、国务院和中央军委</w:t>
-      </w:r>
-      <w:r>
-        <w:rPr>
-          <w:rFonts w:hint="eastAsia"/>
-        </w:rPr>
-        <w:t>的</w:t>
-      </w:r>
-      <w:r>
-        <w:t>日常工作</w:t>
-      </w:r>
-      <w:r>
-        <w:rPr>
-          <w:rFonts w:hint="eastAsia"/>
-        </w:rPr>
-        <w:t>。</w:t>
-      </w:r>
-    </w:p>
-    <w:p>
-      <w:r>
-        <w:lastRenderedPageBreak/>
-        <w:tab/>
-      </w:r>
-    </w:p>
-    <w:p>
-      <w:pPr>
-        <w:ind w:firstLine="420"/>
-        <w:rPr>
-          <w:rFonts w:hint="eastAsia"/>
-        </w:rPr>
-      </w:pPr>
-      <w:r>
-        <w:rPr>
-          <w:rFonts w:hint="eastAsia"/>
-        </w:rPr>
-        <w:t>面对</w:t>
-      </w:r>
-      <w:r>
-        <w:rPr>
-          <w:rFonts w:hint="eastAsia"/>
-        </w:rPr>
-        <w:t>纷繁复杂的</w:t>
-      </w:r>
-      <w:r>
-        <w:rPr>
-          <w:rFonts w:hint="eastAsia"/>
-        </w:rPr>
-        <w:t>地方形势</w:t>
-      </w:r>
-      <w:r>
-        <w:rPr>
-          <w:rFonts w:hint="eastAsia"/>
-        </w:rPr>
-        <w:t>问题</w:t>
-      </w:r>
-      <w:r>
-        <w:rPr>
-          <w:rFonts w:hint="eastAsia"/>
-        </w:rPr>
-        <w:t>，邓决定采取“由点到线，由线到面“的整顿任务。邓推荐任命</w:t>
-      </w:r>
-      <w:r>
-        <w:t>素以攻克难题闻名的万里担任铁道部部长</w:t>
-      </w:r>
-      <w:r>
-        <w:rPr>
-          <w:rFonts w:hint="eastAsia"/>
-        </w:rPr>
-        <w:t>，从徐州铁路枢纽为切入点，把成功的整顿经验推向其他铁路枢纽，进而推广到煤矿、钢铁</w:t>
-      </w:r>
-      <w:r>
-        <w:rPr>
-          <w:rFonts w:hint="eastAsia"/>
-        </w:rPr>
-        <w:t>等行业，最后从经济部门转向文教部门，从军队转向地方政府。在</w:t>
-      </w:r>
-      <w:r>
-        <w:t>邓和万里等人的努力</w:t>
-      </w:r>
-      <w:r>
-        <w:rPr>
-          <w:rFonts w:hint="eastAsia"/>
-        </w:rPr>
-        <w:t>下</w:t>
-      </w:r>
-      <w:r>
-        <w:t>，1975年全国前八个月的工业生产比上年</w:t>
-      </w:r>
-      <w:r>
-        <w:rPr>
-          <w:rFonts w:hint="eastAsia"/>
-        </w:rPr>
-        <w:t>的</w:t>
-      </w:r>
-      <w:r>
-        <w:t>平均增长</w:t>
-      </w:r>
-      <w:r>
-        <w:rPr>
-          <w:rFonts w:hint="eastAsia"/>
-        </w:rPr>
-        <w:t>达到了</w:t>
-      </w:r>
-      <w:r>
-        <w:t>17%</w:t>
-      </w:r>
-      <w:r>
-        <w:rPr>
-          <w:rFonts w:hint="eastAsia"/>
-        </w:rPr>
-        <w:t>，给未来的长期改革打下基础</w:t>
-      </w:r>
-      <w:r>
-        <w:rPr>
-          <w:rFonts w:hint="eastAsia"/>
-        </w:rPr>
-        <w:t>。</w:t>
-      </w:r>
-    </w:p>
-    <w:p>
-      <w:pPr>
-        <w:rPr>
-          <w:rFonts w:hint="eastAsia"/>
-        </w:rPr>
-      </w:pPr>
-      <w:r>
-        <w:tab/>
-      </w:r>
-      <w:r>
-        <w:rPr>
-          <w:rFonts w:hint="eastAsia"/>
-        </w:rPr>
-        <w:t>1975年末刘冰事件后，由于对邓的整顿工作日益不满，</w:t>
-      </w:r>
-      <w:r>
-        <w:rPr>
-          <w:rFonts w:hint="eastAsia"/>
-        </w:rPr>
-        <w:t>毛逐渐扩大批邓会议的规模，</w:t>
-      </w:r>
-      <w:r>
-        <w:t>使压力层层加码，直到邓明确表示拥护文革</w:t>
-      </w:r>
-      <w:r>
-        <w:rPr>
-          <w:rFonts w:hint="eastAsia"/>
-        </w:rPr>
-        <w:t>，但邓没有因此妥协。</w:t>
-      </w:r>
-      <w:r>
-        <w:rPr>
-          <w:rFonts w:hint="eastAsia"/>
-        </w:rPr>
-        <w:t>在四人帮</w:t>
-      </w:r>
-      <w:r>
-        <w:rPr>
-          <w:rFonts w:hint="eastAsia"/>
-        </w:rPr>
-        <w:t>等人</w:t>
-      </w:r>
-      <w:r>
-        <w:rPr>
-          <w:rFonts w:hint="eastAsia"/>
-        </w:rPr>
-        <w:t>的</w:t>
-      </w:r>
-      <w:r>
-        <w:rPr>
-          <w:rFonts w:hint="eastAsia"/>
-        </w:rPr>
-        <w:t>鼓动</w:t>
-      </w:r>
-      <w:r>
-        <w:rPr>
-          <w:rFonts w:hint="eastAsia"/>
-        </w:rPr>
-        <w:t>下，</w:t>
-      </w:r>
-      <w:r>
-        <w:rPr>
-          <w:rFonts w:hint="eastAsia"/>
-        </w:rPr>
-        <w:t>“</w:t>
-      </w:r>
-      <w:r>
-        <w:rPr>
-          <w:rFonts w:hint="eastAsia"/>
-        </w:rPr>
-        <w:t>反击右倾翻案风”运动开始了</w:t>
-      </w:r>
-      <w:r>
-        <w:rPr>
-          <w:rFonts w:hint="eastAsia"/>
-        </w:rPr>
-        <w:t>。</w:t>
-      </w:r>
-      <w:r>
-        <w:rPr>
-          <w:rFonts w:hint="eastAsia"/>
-        </w:rPr>
-        <w:t>四五天安门事件</w:t>
-      </w:r>
-      <w:r>
-        <w:rPr>
-          <w:rFonts w:hint="eastAsia"/>
-        </w:rPr>
-        <w:t>后，毛</w:t>
-      </w:r>
-      <w:r>
-        <w:t>免去了邓的一切正式职务</w:t>
-      </w:r>
-      <w:r>
-        <w:rPr>
-          <w:rFonts w:hint="eastAsia"/>
-        </w:rPr>
-        <w:t>，但允许邓保留党籍</w:t>
-      </w:r>
-      <w:r>
-        <w:rPr>
-          <w:rFonts w:hint="eastAsia"/>
-        </w:rPr>
-        <w:t>以观后效</w:t>
-      </w:r>
-      <w:r>
-        <w:rPr>
-          <w:rFonts w:hint="eastAsia"/>
-        </w:rPr>
-        <w:t>，这是邓第三次被打倒。</w:t>
-      </w:r>
-    </w:p>
-    <w:p>
-      <w:pPr>
-        <w:rPr>
-          <w:rFonts w:hint="eastAsia"/>
-        </w:rPr>
-      </w:pPr>
-      <w:r>
-        <w:tab/>
-      </w:r>
-      <w:r>
-        <w:rPr>
-          <w:rFonts w:hint="eastAsia"/>
-        </w:rPr>
-        <w:t>毛去世后，华国锋</w:t>
-      </w:r>
-      <w:r>
-        <w:rPr>
-          <w:rFonts w:hint="eastAsia"/>
-        </w:rPr>
-        <w:t>的</w:t>
-      </w:r>
-      <w:r>
-        <w:rPr>
-          <w:rFonts w:hint="eastAsia"/>
-        </w:rPr>
-        <w:t>党内领导地位有名无实，</w:t>
-      </w:r>
-      <w:r>
-        <w:t>并不具备与之匹配的个人威望</w:t>
-      </w:r>
-      <w:r>
-        <w:rPr>
-          <w:rFonts w:hint="eastAsia"/>
-        </w:rPr>
-        <w:t>，</w:t>
-      </w:r>
-      <w:r>
-        <w:rPr>
-          <w:rFonts w:hint="eastAsia"/>
-        </w:rPr>
-        <w:t>但他</w:t>
-      </w:r>
-      <w:r>
-        <w:rPr>
-          <w:rFonts w:hint="eastAsia"/>
-        </w:rPr>
-        <w:t>也</w:t>
-      </w:r>
-      <w:r>
-        <w:rPr>
-          <w:rFonts w:hint="eastAsia"/>
-        </w:rPr>
-        <w:t>在</w:t>
-      </w:r>
-      <w:r>
-        <w:rPr>
-          <w:rFonts w:hint="eastAsia"/>
-        </w:rPr>
-        <w:t>试图</w:t>
-      </w:r>
-      <w:r>
-        <w:rPr>
-          <w:rFonts w:hint="eastAsia"/>
-        </w:rPr>
-        <w:t>从</w:t>
-      </w:r>
-      <w:r>
-        <w:t>毛</w:t>
-      </w:r>
-      <w:r>
-        <w:rPr>
-          <w:rFonts w:hint="eastAsia"/>
-        </w:rPr>
-        <w:t>原有路线</w:t>
-      </w:r>
-      <w:r>
-        <w:rPr>
-          <w:rFonts w:hint="eastAsia"/>
-        </w:rPr>
-        <w:t>与对外</w:t>
-      </w:r>
-      <w:r>
-        <w:t>开放之间寻找平衡</w:t>
-      </w:r>
-      <w:r>
-        <w:t>。</w:t>
-      </w:r>
-      <w:r>
-        <w:rPr>
-          <w:rFonts w:hint="eastAsia"/>
-        </w:rPr>
         <w:t>为向激进派表示对毛的拥护，华国锋指示发表</w:t>
       </w:r>
       <w:r>
         <w:rPr>
           <w:rFonts w:hint="eastAsia"/>
         </w:rPr>
-        <w:t>了有关</w:t>
-      </w:r>
-      <w:r>
-        <w:rPr>
-          <w:rFonts w:hint="eastAsia"/>
-        </w:rPr>
-        <w:t>“两个凡是“</w:t>
-      </w:r>
-      <w:r>
-        <w:rPr>
-          <w:rFonts w:hint="eastAsia"/>
-        </w:rPr>
-        <w:t>的</w:t>
+        <w:t>了有关“两个凡是“的</w:t>
       </w:r>
       <w:r>
         <w:rPr>
@@ -1637,34 +1637,6 @@
           <w:rFonts w:hint="eastAsia"/>
         </w:rPr>
       </w:pPr>
-      <w:r>
-        <w:rPr>
-          <w:rFonts w:hint="eastAsia"/>
-        </w:rPr>
-        <w:lastRenderedPageBreak/>
-        <w:t>在经济问题上，</w:t>
-      </w:r>
-      <w:r>
-        <w:rPr>
-          <w:rFonts w:hint="eastAsia"/>
-        </w:rPr>
-        <w:t>当时首当其冲的大问题是</w:t>
-      </w:r>
-      <w:r>
-        <w:rPr>
-          <w:rFonts w:hint="eastAsia"/>
-        </w:rPr>
-        <w:t>：如何在维持中国经济运行的同时，使它转向更加开放、更少管制的体制。</w:t>
-      </w:r>
-      <w:r>
-        <w:t>一次性大胆改革的东欧模式在中国行不通，因为中国太大，各地情况千差万別。中国唯一切实可行的道路是逐步开放市场和放开价格，然后再进行渐进式的调整</w:t>
-      </w:r>
-      <w:r>
-        <w:rPr>
-          <w:rFonts w:hint="eastAsia"/>
-        </w:rPr>
-        <w:t>，通过重点抓工业生产来推动经济增长。</w:t>
-      </w:r>
     </w:p>
     <w:p>
       <w:pPr>
@@ -1677,113 +1649,28 @@
         <w:rPr>
           <w:rFonts w:hint="eastAsia"/>
         </w:rPr>
-        <w:t>关于这段时期的经济形势，</w:t>
-      </w:r>
-      <w:r>
-        <w:rPr>
-          <w:rFonts w:hint="eastAsia"/>
-        </w:rPr>
-        <w:t>傅</w:t>
-      </w:r>
-      <w:r>
-        <w:rPr>
-          <w:rFonts w:hint="eastAsia"/>
-        </w:rPr>
-        <w:t>先生总结得很好：“</w:t>
-      </w:r>
-      <w:r>
-        <w:t>当经济运行良好时，邓更易于获得加快改革开放所需要的政治支持。当经济出现通货膨胀之类的问题时，谨慎</w:t>
-      </w:r>
-      <w:r>
-        <w:rPr>
-          <w:rFonts w:hint="eastAsia"/>
-        </w:rPr>
-        <w:t>的</w:t>
-      </w:r>
-      <w:r>
-        <w:rPr>
-          <w:rFonts w:hint="eastAsia"/>
-        </w:rPr>
-        <w:t>计划</w:t>
-      </w:r>
-      <w:r>
-        <w:t>派则会获得更大的</w:t>
-      </w:r>
-      <w:r>
-        <w:rPr>
-          <w:rFonts w:hint="eastAsia"/>
-        </w:rPr>
-        <w:t>助力</w:t>
-      </w:r>
-      <w:r>
-        <w:t>，使他们得以收紧缰绳，对抗通胀</w:t>
-      </w:r>
-      <w:r>
-        <w:rPr>
-          <w:rFonts w:hint="eastAsia"/>
-        </w:rPr>
-        <w:t>加剧的</w:t>
-      </w:r>
-      <w:r>
-        <w:t>压力。</w:t>
-      </w:r>
-      <w:r>
-        <w:rPr>
-          <w:rFonts w:hint="eastAsia"/>
-        </w:rPr>
-        <w:t>”</w:t>
-      </w:r>
-    </w:p>
-    <w:p>
-      <w:pPr>
-        <w:rPr>
-          <w:rFonts w:hint="eastAsia"/>
-        </w:rPr>
-      </w:pPr>
-      <w:r>
-        <w:tab/>
-      </w:r>
-      <w:r>
-        <w:rPr>
-          <w:rFonts w:hint="eastAsia"/>
-        </w:rPr>
-        <w:t>1984年，邓开始使用“有中国特色的社会主义“</w:t>
-      </w:r>
-      <w:r>
-        <w:t>这个概念来推动其扩大市场、在工商科教领域</w:t>
-      </w:r>
-      <w:r>
-        <w:rPr>
-          <w:rFonts w:hint="eastAsia"/>
-        </w:rPr>
-        <w:t>的</w:t>
-      </w:r>
-      <w:r>
-        <w:t>全面改革</w:t>
-      </w:r>
-      <w:r>
-        <w:rPr>
-          <w:rFonts w:hint="eastAsia"/>
-        </w:rPr>
-        <w:t>。</w:t>
-      </w:r>
-      <w:r>
-        <w:rPr>
-          <w:rFonts w:hint="eastAsia"/>
-        </w:rPr>
-        <w:t>1987年的中共十三大上，经邓同意提出了“社会主义初级阶段“的说法，</w:t>
-      </w:r>
-      <w:r>
-        <w:t>为继续向市场经济前进提供了</w:t>
-      </w:r>
-      <w:r>
-        <w:rPr>
-          <w:rFonts w:hint="eastAsia"/>
-        </w:rPr>
-        <w:t>理论</w:t>
-      </w:r>
-      <w:r>
-        <w:t>框架。</w:t>
+        <w:t>在经济问题上，</w:t>
+      </w:r>
+      <w:r>
+        <w:rPr>
+          <w:rFonts w:hint="eastAsia"/>
+        </w:rPr>
+        <w:t>当时首当其冲的大问题是</w:t>
+      </w:r>
+      <w:r>
+        <w:rPr>
+          <w:rFonts w:hint="eastAsia"/>
+        </w:rPr>
+        <w:t>：如何在维持中国经济运行的同时，使它转向更加开放、更少管制的体制。</w:t>
+      </w:r>
+      <w:r>
+        <w:t>一次性大胆改革的东欧模式在中国行不通，因为中国太大，各地情况千差万別。中国唯一切实可行的道路是逐步开放市场和放开价格，然后再进行渐进式的调整</w:t>
+      </w:r>
+      <w:r>
+        <w:rPr>
+          <w:rFonts w:hint="eastAsia"/>
+        </w:rPr>
+        <w:t>，通过重点抓工业生产来推动经济增长。</w:t>
       </w:r>
     </w:p>
     <w:p>
@@ -1797,129 +1684,205 @@
         <w:rPr>
           <w:rFonts w:hint="eastAsia"/>
         </w:rPr>
-        <w:t>1984年9月</w:t>
-      </w:r>
-      <w:r>
-        <w:rPr>
-          <w:rFonts w:hint="eastAsia"/>
-        </w:rPr>
-        <w:t>莫干山会议后，</w:t>
-      </w:r>
-      <w:r>
-        <w:t>采用价格双轨制的国营企业，获准扩大了对市场价格的使用</w:t>
-      </w:r>
-      <w:r>
-        <w:rPr>
-          <w:rFonts w:hint="eastAsia"/>
-        </w:rPr>
-        <w:t>，推动了国企的市场化进程。</w:t>
-      </w:r>
-      <w:r>
-        <w:t>然而，随着计划外产品比例上升，双轨制的弊端逐渐显现，计划指标频频落空，经济秩序受到冲击。1988年</w:t>
-      </w:r>
-      <w:r>
-        <w:rPr>
-          <w:rFonts w:hint="eastAsia"/>
-        </w:rPr>
-        <w:t>邓</w:t>
-      </w:r>
-      <w:r>
-        <w:rPr>
-          <w:rFonts w:hint="eastAsia"/>
-        </w:rPr>
-        <w:t>决心要过物价改革这一关</w:t>
-      </w:r>
-      <w:r>
-        <w:rPr>
-          <w:rFonts w:hint="eastAsia"/>
-        </w:rPr>
-        <w:t>，</w:t>
-      </w:r>
-      <w:r>
-        <w:rPr>
-          <w:rFonts w:hint="eastAsia"/>
-        </w:rPr>
-        <w:t>但草案刚公布随即掀起席卷全国的抢购风潮，</w:t>
-      </w:r>
-      <w:r>
-        <w:rPr>
-          <w:rFonts w:hint="eastAsia"/>
-        </w:rPr>
-        <w:t>使其</w:t>
-      </w:r>
-      <w:r>
-        <w:rPr>
-          <w:rFonts w:hint="eastAsia"/>
-        </w:rPr>
-        <w:t>不得不</w:t>
-      </w:r>
-      <w:r>
-        <w:rPr>
-          <w:rFonts w:hint="eastAsia"/>
-        </w:rPr>
-        <w:t>暂停物价改革方案，工作重点</w:t>
-      </w:r>
-      <w:r>
-        <w:rPr>
-          <w:rFonts w:hint="eastAsia"/>
-        </w:rPr>
-        <w:t>也</w:t>
-      </w:r>
-      <w:r>
-        <w:rPr>
-          <w:rFonts w:hint="eastAsia"/>
-        </w:rPr>
-        <w:t>从深化改革转到治理环境、整顿秩序上来</w:t>
+        <w:t>关于这段时期的经济形势，</w:t>
+      </w:r>
+      <w:r>
+        <w:rPr>
+          <w:rFonts w:hint="eastAsia"/>
+        </w:rPr>
+        <w:t>傅</w:t>
+      </w:r>
+      <w:r>
+        <w:rPr>
+          <w:rFonts w:hint="eastAsia"/>
+        </w:rPr>
+        <w:t>先生总结得很好：“</w:t>
+      </w:r>
+      <w:r>
+        <w:t>当经济运行良好时，邓更易于获得加快改革开放所需要的政治支持。当经济出现通货膨胀之类的问题时，谨慎</w:t>
+      </w:r>
+      <w:r>
+        <w:rPr>
+          <w:rFonts w:hint="eastAsia"/>
+        </w:rPr>
+        <w:t>的</w:t>
+      </w:r>
+      <w:r>
+        <w:rPr>
+          <w:rFonts w:hint="eastAsia"/>
+        </w:rPr>
+        <w:t>计划</w:t>
+      </w:r>
+      <w:r>
+        <w:t>派则会获得更大的</w:t>
+      </w:r>
+      <w:r>
+        <w:rPr>
+          <w:rFonts w:hint="eastAsia"/>
+        </w:rPr>
+        <w:t>助力</w:t>
+      </w:r>
+      <w:r>
+        <w:t>，使他们得以收紧缰绳，对抗通胀</w:t>
+      </w:r>
+      <w:r>
+        <w:rPr>
+          <w:rFonts w:hint="eastAsia"/>
+        </w:rPr>
+        <w:t>加剧的</w:t>
+      </w:r>
+      <w:r>
+        <w:t>压力。</w:t>
+      </w:r>
+      <w:r>
+        <w:rPr>
+          <w:rFonts w:hint="eastAsia"/>
+        </w:rPr>
+        <w:t>”</w:t>
+      </w:r>
+    </w:p>
+    <w:p>
+      <w:pPr>
+        <w:rPr>
+          <w:rFonts w:hint="eastAsia"/>
+        </w:rPr>
+      </w:pPr>
+      <w:r>
+        <w:tab/>
+      </w:r>
+      <w:r>
+        <w:rPr>
+          <w:rFonts w:hint="eastAsia"/>
+        </w:rPr>
+        <w:t>1984年，邓开始使用“有中国特色的社会主义“</w:t>
+      </w:r>
+      <w:r>
+        <w:t>这个概念来推动其扩大市场、在工商科教领域</w:t>
+      </w:r>
+      <w:r>
+        <w:rPr>
+          <w:rFonts w:hint="eastAsia"/>
+        </w:rPr>
+        <w:t>的</w:t>
+      </w:r>
+      <w:r>
+        <w:t>全面改革</w:t>
       </w:r>
       <w:r>
         <w:rPr>
           <w:rFonts w:hint="eastAsia"/>
         </w:rPr>
         <w:t>。</w:t>
+      </w:r>
+      <w:r>
+        <w:rPr>
+          <w:rFonts w:hint="eastAsia"/>
+        </w:rPr>
+        <w:t>1987年的中共十三大上，经邓同意提出了“社会主义初级阶段“的说法，</w:t>
+      </w:r>
+      <w:r>
+        <w:t>为继续向市场经济前进提供了</w:t>
+      </w:r>
+      <w:r>
+        <w:rPr>
+          <w:rFonts w:hint="eastAsia"/>
+        </w:rPr>
+        <w:t>理论</w:t>
+      </w:r>
+      <w:r>
+        <w:t>框架。</w:t>
       </w:r>
     </w:p>
     <w:p>
       <w:pPr>
         <w:ind w:firstLine="420"/>
+        <w:rPr>
+          <w:rFonts w:hint="eastAsia"/>
+        </w:rPr>
       </w:pPr>
       <w:r>
-        <w:t>1989年</w:t>
-      </w:r>
-      <w:r>
-        <w:rPr>
-          <w:rFonts w:hint="eastAsia"/>
-        </w:rPr>
-        <w:t>，由于学生对自主择业的渴望，以及普通民众对通胀与腐败加剧的担忧</w:t>
-      </w:r>
-      <w:r>
-        <w:rPr>
-          <w:rFonts w:hint="eastAsia"/>
-        </w:rPr>
-        <w:t>，在天安门的</w:t>
-      </w:r>
-      <w:r>
-        <w:t>示威规模</w:t>
-      </w:r>
-      <w:r>
-        <w:rPr>
-          <w:rFonts w:hint="eastAsia"/>
-        </w:rPr>
-        <w:t>不断僵持扩大，最后酿成悲剧。</w:t>
-      </w:r>
-      <w:r>
-        <w:rPr>
-          <w:rFonts w:hint="eastAsia"/>
-        </w:rPr>
-        <w:t>面对西方国家的制裁，以及随后发生的东欧剧变与苏联解体</w:t>
-      </w:r>
-      <w:r>
-        <w:rPr>
-          <w:rFonts w:hint="eastAsia"/>
-        </w:rPr>
-        <w:t>，邓坚信</w:t>
-      </w:r>
-      <w:r>
-        <w:t>为了重新赢得群众的拥护，党迫切需要立刻加快经济发展。</w:t>
+        <w:rPr>
+          <w:rFonts w:hint="eastAsia"/>
+        </w:rPr>
+        <w:t>1984年9月</w:t>
+      </w:r>
+      <w:r>
+        <w:rPr>
+          <w:rFonts w:hint="eastAsia"/>
+        </w:rPr>
+        <w:t>莫干山会议后，</w:t>
+      </w:r>
+      <w:r>
+        <w:t>采用价格双轨制的国营企业，获准扩大了对市场价格的使用</w:t>
+      </w:r>
+      <w:r>
+        <w:rPr>
+          <w:rFonts w:hint="eastAsia"/>
+        </w:rPr>
+        <w:t>，推动了国企的市场化进程。</w:t>
+      </w:r>
+      <w:r>
+        <w:t>然而，随着计划外产品比例上升，双轨制的弊端逐渐显现，计划指标频频落空，经济秩序受到冲击。1988年</w:t>
+      </w:r>
+      <w:r>
+        <w:rPr>
+          <w:rFonts w:hint="eastAsia"/>
+        </w:rPr>
+        <w:t>邓</w:t>
+      </w:r>
+      <w:r>
+        <w:rPr>
+          <w:rFonts w:hint="eastAsia"/>
+        </w:rPr>
+        <w:t>决心要过物价改革这一关</w:t>
+      </w:r>
+      <w:r>
+        <w:rPr>
+          <w:rFonts w:hint="eastAsia"/>
+        </w:rPr>
+        <w:t>，</w:t>
+      </w:r>
+      <w:r>
+        <w:rPr>
+          <w:rFonts w:hint="eastAsia"/>
+        </w:rPr>
+        <w:t>但草案刚公布随即掀起席卷全国的抢购风潮，</w:t>
+      </w:r>
+      <w:r>
+        <w:rPr>
+          <w:rFonts w:hint="eastAsia"/>
+        </w:rPr>
+        <w:t>使其</w:t>
+      </w:r>
+      <w:r>
+        <w:rPr>
+          <w:rFonts w:hint="eastAsia"/>
+        </w:rPr>
+        <w:t>不得不</w:t>
+      </w:r>
+      <w:r>
+        <w:rPr>
+          <w:rFonts w:hint="eastAsia"/>
+        </w:rPr>
+        <w:t>暂停物价改革方案，工作重点</w:t>
+      </w:r>
+      <w:r>
+        <w:rPr>
+          <w:rFonts w:hint="eastAsia"/>
+        </w:rPr>
+        <w:t>也</w:t>
+      </w:r>
+      <w:r>
+        <w:rPr>
+          <w:rFonts w:hint="eastAsia"/>
+        </w:rPr>
+        <w:t>从深化改革转到治理环境、整顿秩序上来</w:t>
+      </w:r>
+      <w:r>
+        <w:rPr>
+          <w:rFonts w:hint="eastAsia"/>
+        </w:rPr>
+        <w:t>。</w:t>
       </w:r>
     </w:p>
     <w:p>
@@ -1930,6 +1893,53 @@
         </w:rPr>
       </w:pPr>
       <w:r>
+        <w:t>1989年</w:t>
+      </w:r>
+      <w:r>
+        <w:rPr>
+          <w:rFonts w:hint="eastAsia"/>
+        </w:rPr>
+        <w:t>，由于学生对自主择业的渴望，以及普通民众对通胀与腐败加剧的担忧</w:t>
+      </w:r>
+      <w:r>
+        <w:rPr>
+          <w:rFonts w:hint="eastAsia"/>
+        </w:rPr>
+        <w:t>，在天安门的</w:t>
+      </w:r>
+      <w:r>
+        <w:t>示威规模</w:t>
+      </w:r>
+      <w:r>
+        <w:rPr>
+          <w:rFonts w:hint="eastAsia"/>
+        </w:rPr>
+        <w:t>不断僵持扩大，最后酿成悲剧。</w:t>
+      </w:r>
+      <w:r>
+        <w:rPr>
+          <w:rFonts w:hint="eastAsia"/>
+        </w:rPr>
+        <w:t>面对西方国家的制裁，以及随后发生的东欧剧变与苏联解体</w:t>
+      </w:r>
+      <w:r>
+        <w:rPr>
+          <w:rFonts w:hint="eastAsia"/>
+        </w:rPr>
+        <w:t>，邓坚信</w:t>
+      </w:r>
+      <w:r>
+        <w:t>为了重新赢得群众的拥护，党迫切需要立刻加快经济发展。</w:t>
+      </w:r>
+    </w:p>
+    <w:p>
+      <w:pPr>
+        <w:ind w:firstLine="420"/>
+        <w:rPr>
+          <w:rFonts w:hint="eastAsia"/>
+        </w:rPr>
+      </w:pPr>
+      <w:r>
         <w:rPr>
           <w:rFonts w:hint="eastAsia"/>
         </w:rPr>
@@ -1951,19 +1961,7 @@
         <w:rPr>
           <w:rFonts w:hint="eastAsia"/>
         </w:rPr>
-        <w:t>不满，</w:t>
-      </w:r>
-      <w:r>
-        <w:rPr>
-          <w:rFonts w:hint="eastAsia"/>
-        </w:rPr>
-        <w:t>邓</w:t>
-      </w:r>
-      <w:r>
-        <w:rPr>
-          <w:rFonts w:hint="eastAsia"/>
-        </w:rPr>
-        <w:t>以87岁高龄</w:t>
+        <w:t>不满，邓以87岁高龄</w:t>
       </w:r>
       <w:r>
         <w:t>毅然踏上南行之路</w:t>
@@ -1976,6 +1974,176 @@
       </w:r>
       <w:r>
         <w:t>以确保中国在加快改革开放的道路上继续前行</w:t>
+      </w:r>
+      <w:r>
+        <w:rPr>
+          <w:rFonts w:hint="eastAsia"/>
+        </w:rPr>
+        <w:t>。</w:t>
+      </w:r>
+      <w:r>
+        <w:rPr>
+          <w:rFonts w:hint="eastAsia"/>
+        </w:rPr>
+        <w:t>在邓</w:t>
+      </w:r>
+      <w:r>
+        <w:rPr>
+          <w:rFonts w:hint="eastAsia"/>
+        </w:rPr>
+        <w:t>九二</w:t>
+      </w:r>
+      <w:r>
+        <w:rPr>
+          <w:rFonts w:hint="eastAsia"/>
+        </w:rPr>
+        <w:t>南巡后的几年里，中国取得了世界上史无前例的增长率，其规模也是前无古人的。</w:t>
+      </w:r>
+      <w:r>
+        <w:t>在天安门事件后的</w:t>
+      </w:r>
+      <w:r>
+        <w:rPr>
+          <w:rFonts w:hint="eastAsia"/>
+        </w:rPr>
+        <w:t>几十</w:t>
+      </w:r>
+      <w:r>
+        <w:t>年里，中国人享受著社会的相对稳定和经济的快速增长，甚至是奇迹般的增长。</w:t>
+      </w:r>
+    </w:p>
+    <w:p>
+      <w:pPr>
+        <w:ind w:firstLine="420"/>
+        <w:rPr>
+          <w:rFonts w:hint="eastAsia"/>
+        </w:rPr>
+      </w:pPr>
+      <w:r>
+        <w:rPr>
+          <w:rFonts w:hint="eastAsia"/>
+        </w:rPr>
+        <w:t>邓留给我最大的印象是他理性务实的治国方式，以及</w:t>
+      </w:r>
+      <w:r>
+        <w:rPr>
+          <w:rFonts w:hint="eastAsia"/>
+        </w:rPr>
+        <w:t>待人接物</w:t>
+      </w:r>
+      <w:r>
+        <w:rPr>
+          <w:rFonts w:hint="eastAsia"/>
+        </w:rPr>
+        <w:t>时的</w:t>
+      </w:r>
+      <w:r>
+        <w:rPr>
+          <w:rFonts w:hint="eastAsia"/>
+        </w:rPr>
+        <w:t>自信风趣、</w:t>
+      </w:r>
+      <w:r>
+        <w:rPr>
+          <w:rFonts w:hint="eastAsia"/>
+        </w:rPr>
+        <w:t>和蔼</w:t>
+      </w:r>
+      <w:r>
+        <w:rPr>
+          <w:rFonts w:hint="eastAsia"/>
+        </w:rPr>
+        <w:t>可亲</w:t>
+      </w:r>
+      <w:r>
+        <w:rPr>
+          <w:rFonts w:hint="eastAsia"/>
+        </w:rPr>
+        <w:t>。</w:t>
+      </w:r>
+      <w:r>
+        <w:rPr>
+          <w:rFonts w:hint="eastAsia"/>
+        </w:rPr>
+        <w:t>邓从不搞个人崇拜</w:t>
+      </w:r>
+      <w:r>
+        <w:rPr>
+          <w:rFonts w:hint="eastAsia"/>
+        </w:rPr>
+        <w:t>，他所要求的不是下属对其个人的效忠，而是要报效整个党和国家。邓重视国家权威，</w:t>
+      </w:r>
+      <w:r>
+        <w:t>捍卫党的地位</w:t>
+      </w:r>
+      <w:r>
+        <w:rPr>
+          <w:rFonts w:hint="eastAsia"/>
+        </w:rPr>
+        <w:t>，并坚信</w:t>
+      </w:r>
+      <w:r>
+        <w:t>发展经济可以加强党的权威</w:t>
+      </w:r>
+      <w:r>
+        <w:rPr>
+          <w:rFonts w:hint="eastAsia"/>
+        </w:rPr>
+        <w:t>。邓</w:t>
+      </w:r>
+      <w:r>
+        <w:rPr>
+          <w:rFonts w:hint="eastAsia"/>
+        </w:rPr>
+        <w:t>没有最高职务头衔</w:t>
+      </w:r>
+      <w:r>
+        <w:rPr>
+          <w:rFonts w:hint="eastAsia"/>
+        </w:rPr>
+        <w:t>，</w:t>
+      </w:r>
+      <w:r>
+        <w:rPr>
+          <w:rFonts w:hint="eastAsia"/>
+        </w:rPr>
+        <w:t>他将权力建立在整套行之有效的组织架构上，在战略问题上采取“抓大放小”，在任用问题上推行“干部四化”，</w:t>
+      </w:r>
+      <w:r>
+        <w:rPr>
+          <w:rFonts w:hint="eastAsia"/>
+        </w:rPr>
+        <w:t>并以此</w:t>
+      </w:r>
+      <w:r>
+        <w:rPr>
+          <w:rFonts w:hint="eastAsia"/>
+        </w:rPr>
+        <w:t>开启了此后几十年</w:t>
+      </w:r>
+      <w:r>
+        <w:rPr>
+          <w:rFonts w:hint="eastAsia"/>
+        </w:rPr>
+        <w:t>的</w:t>
+      </w:r>
+      <w:r>
+        <w:rPr>
+          <w:rFonts w:hint="eastAsia"/>
+        </w:rPr>
+        <w:t>“工程师治国”</w:t>
+      </w:r>
+      <w:r>
+        <w:rPr>
+          <w:rFonts w:hint="eastAsia"/>
+        </w:rPr>
+        <w:t>黄金</w:t>
+      </w:r>
+      <w:r>
+        <w:rPr>
+          <w:rFonts w:hint="eastAsia"/>
+        </w:rPr>
+        <w:t>时代</w:t>
       </w:r>
       <w:r>
         <w:rPr>
@@ -1985,6 +2153,7 @@
       </w:r>
     </w:p>
     <w:sectPr>
+      <w:headerReference w:type="default" r:id="rId6"/>
       <w:pgSz w:w="11906" w:h="16838"/>
       <w:pgMar w:top="1440" w:right="1800" w:bottom="1440" w:left="1800" w:header="851" w:footer="992" w:gutter="0"/>
       <w:cols w:space="425"/>
@@ -1992,6 +2161,103 @@
     </w:sectPr>
   </w:body>
 </w:document>
+</file>
+
+<file path=word/endnotes.xml><?xml version="1.0" encoding="utf-8"?>
+<w:endnotes xmlns:wpc="http://schemas.microsoft.com/office/word/2010/wordprocessingCanvas" xmlns:cx="http://schemas.microsoft.com/office/drawing/2014/chartex" xmlns:cx1="http://schemas.microsoft.com/office/drawing/2015/9/8/chartex" xmlns:cx2="http://schemas.microsoft.com/office/drawing/2015/10/21/chartex" xmlns:cx3="http://schemas.microsoft.com/office/drawing/2016/5/9/chartex" xmlns:cx4="http://schemas.microsoft.com/office/drawing/2016/5/10/chartex" xmlns:cx5="http://schemas.microsoft.com/office/drawing/2016/5/11/chartex" xmlns:cx6="http://schemas.microsoft.com/office/drawing/2016/5/12/chartex" xmlns:cx7="http://schemas.microsoft.com/office/drawing/2016/5/13/chartex" xmlns:cx8="http://schemas.microsoft.com/office/drawing/2016/5/14/chartex" xmlns:mc="http://schemas.openxmlformats.org/markup-compatibility/2006" xmlns:aink="http://schemas.microsoft.com/office/drawing/2016/ink" xmlns:am3d="http://schemas.microsoft.com/office/drawing/2017/model3d" xmlns:o="urn:schemas-microsoft-com:office:office" xmlns:oel="http://schemas.microsoft.com/office/2019/extlst" xmlns:r="http://schemas.openxmlformats.org/officeDocument/2006/relationships" xmlns:m="http://schemas.openxmlformats.org/officeDocument/2006/math" xmlns:v="urn:schemas-microsoft-com:vml" xmlns:wp14="http://schemas.microsoft.com/office/word/2010/wordprocessingDrawing" xmlns:wp="http://schemas.openxmlformats.org/drawingml/2006/wordprocessingDrawing" xmlns:w10="urn:schemas-microsoft-com:office:word" xmlns:w="http://schemas.openxmlformats.org/wordprocessingml/2006/main" xmlns:w14="http://schemas.microsoft.com/office/word/2010/wordml" xmlns:w15="http://schemas.microsoft.com/office/word/2012/wordml" xmlns:w16cex="http://schemas.microsoft.com/office/word/2018/wordml/cex" xmlns:w16cid="http://schemas.microsoft.com/office/word/2016/wordml/cid" xmlns:w16="http://schemas.microsoft.com/office/word/2018/wordml" xmlns:w16du="http://schemas.microsoft.com/office/word/2023/wordml/word16du" xmlns:w16sdtdh="http://schemas.microsoft.com/office/word/2020/wordml/sdtdatahash" xmlns:w16se="http://schemas.microsoft.com/office/word/2015/wordml/symex" xmlns:wpg="http://schemas.microsoft.com/office/word/2010/wordprocessingGroup" xmlns:wpi="http://schemas.microsoft.com/office/word/2010/wordprocessingInk" xmlns:wne="http://schemas.microsoft.com/office/word/2006/wordml" xmlns:wps="http://schemas.microsoft.com/office/word/2010/wordprocessingShape" mc:Ignorable="w14 w15 w16se w16cid w16 w16cex w16sdtdh w16du wp14">
+  <w:endnote w:type="separator" w:id="-1">
+    <w:p>
+      <w:pPr>
+        <w:spacing w:after="0" w:line="240" w:lineRule="auto"/>
+        <w:rPr>
+          <w:rFonts w:hint="eastAsia"/>
+        </w:rPr>
+      </w:pPr>
+      <w:r>
+        <w:separator/>
+      </w:r>
+    </w:p>
+  </w:endnote>
+  <w:endnote w:type="continuationSeparator" w:id="0">
+    <w:p>
+      <w:pPr>
+        <w:spacing w:after="0" w:line="240" w:lineRule="auto"/>
+        <w:rPr>
+          <w:rFonts w:hint="eastAsia"/>
+        </w:rPr>
+      </w:pPr>
+      <w:r>
+        <w:continuationSeparator/>
+      </w:r>
+    </w:p>
+  </w:endnote>
+</w:endnotes>
+</file>
+
+<file path=word/footnotes.xml><?xml version="1.0" encoding="utf-8"?>
+<w:footnotes xmlns:wpc="http://schemas.microsoft.com/office/word/2010/wordprocessingCanvas" xmlns:cx="http://schemas.microsoft.com/office/drawing/2014/chartex" xmlns:cx1="http://schemas.microsoft.com/office/drawing/2015/9/8/chartex" xmlns:cx2="http://schemas.microsoft.com/office/drawing/2015/10/21/chartex" xmlns:cx3="http://schemas.microsoft.com/office/drawing/2016/5/9/chartex" xmlns:cx4="http://schemas.microsoft.com/office/drawing/2016/5/10/chartex" xmlns:cx5="http://schemas.microsoft.com/office/drawing/2016/5/11/chartex" xmlns:cx6="http://schemas.microsoft.com/office/drawing/2016/5/12/chartex" xmlns:cx7="http://schemas.microsoft.com/office/drawing/2016/5/13/chartex" xmlns:cx8="http://schemas.microsoft.com/office/drawing/2016/5/14/chartex" xmlns:mc="http://schemas.openxmlformats.org/markup-compatibility/2006" xmlns:aink="http://schemas.microsoft.com/office/drawing/2016/ink" xmlns:am3d="http://schemas.microsoft.com/office/drawing/2017/model3d" xmlns:o="urn:schemas-microsoft-com:office:office" xmlns:oel="http://schemas.microsoft.com/office/2019/extlst" xmlns:r="http://schemas.openxmlformats.org/officeDocument/2006/relationships" xmlns:m="http://schemas.openxmlformats.org/officeDocument/2006/math" xmlns:v="urn:schemas-microsoft-com:vml" xmlns:wp14="http://schemas.microsoft.com/office/word/2010/wordprocessingDrawing" xmlns:wp="http://schemas.openxmlformats.org/drawingml/2006/wordprocessingDrawing" xmlns:w10="urn:schemas-microsoft-com:office:word" xmlns:w="http://schemas.openxmlformats.org/wordprocessingml/2006/main" xmlns:w14="http://schemas.microsoft.com/office/word/2010/wordml" xmlns:w15="http://schemas.microsoft.com/office/word/2012/wordml" xmlns:w16cex="http://schemas.microsoft.com/office/word/2018/wordml/cex" xmlns:w16cid="http://schemas.microsoft.com/office/word/2016/wordml/cid" xmlns:w16="http://schemas.microsoft.com/office/word/2018/wordml" xmlns:w16du="http://schemas.microsoft.com/office/word/2023/wordml/word16du" xmlns:w16sdtdh="http://schemas.microsoft.com/office/word/2020/wordml/sdtdatahash" xmlns:w16se="http://schemas.microsoft.com/office/word/2015/wordml/symex" xmlns:wpg="http://schemas.microsoft.com/office/word/2010/wordprocessingGroup" xmlns:wpi="http://schemas.microsoft.com/office/word/2010/wordprocessingInk" xmlns:wne="http://schemas.microsoft.com/office/word/2006/wordml" xmlns:wps="http://schemas.microsoft.com/office/word/2010/wordprocessingShape" mc:Ignorable="w14 w15 w16se w16cid w16 w16cex w16sdtdh w16du wp14">
+  <w:footnote w:type="separator" w:id="-1">
+    <w:p>
+      <w:pPr>
+        <w:spacing w:after="0" w:line="240" w:lineRule="auto"/>
+        <w:rPr>
+          <w:rFonts w:hint="eastAsia"/>
+        </w:rPr>
+      </w:pPr>
+      <w:r>
+        <w:separator/>
+      </w:r>
+    </w:p>
+  </w:footnote>
+  <w:footnote w:type="continuationSeparator" w:id="0">
+    <w:p>
+      <w:pPr>
+        <w:spacing w:after="0" w:line="240" w:lineRule="auto"/>
+        <w:rPr>
+          <w:rFonts w:hint="eastAsia"/>
+        </w:rPr>
+      </w:pPr>
+      <w:r>
+        <w:continuationSeparator/>
+      </w:r>
+    </w:p>
+  </w:footnote>
+</w:footnotes>
+</file>
+
+<file path=word/header1.xml><?xml version="1.0" encoding="utf-8"?>
+<w:hdr xmlns:wpc="http://schemas.microsoft.com/office/word/2010/wordprocessingCanvas" xmlns:cx="http://schemas.microsoft.com/office/drawing/2014/chartex" xmlns:cx1="http://schemas.microsoft.com/office/drawing/2015/9/8/chartex" xmlns:cx2="http://schemas.microsoft.com/office/drawing/2015/10/21/chartex" xmlns:cx3="http://schemas.microsoft.com/office/drawing/2016/5/9/chartex" xmlns:cx4="http://schemas.microsoft.com/office/drawing/2016/5/10/chartex" xmlns:cx5="http://schemas.microsoft.com/office/drawing/2016/5/11/chartex" xmlns:cx6="http://schemas.microsoft.com/office/drawing/2016/5/12/chartex" xmlns:cx7="http://schemas.microsoft.com/office/drawing/2016/5/13/chartex" xmlns:cx8="http://schemas.microsoft.com/office/drawing/2016/5/14/chartex" xmlns:mc="http://schemas.openxmlformats.org/markup-compatibility/2006" xmlns:aink="http://schemas.microsoft.com/office/drawing/2016/ink" xmlns:am3d="http://schemas.microsoft.com/office/drawing/2017/model3d" xmlns:o="urn:schemas-microsoft-com:office:office" xmlns:oel="http://schemas.microsoft.com/office/2019/extlst" xmlns:r="http://schemas.openxmlformats.org/officeDocument/2006/relationships" xmlns:m="http://schemas.openxmlformats.org/officeDocument/2006/math" xmlns:v="urn:schemas-microsoft-com:vml" xmlns:wp14="http://schemas.microsoft.com/office/word/2010/wordprocessingDrawing" xmlns:wp="http://schemas.openxmlformats.org/drawingml/2006/wordprocessingDrawing" xmlns:w10="urn:schemas-microsoft-com:office:word" xmlns:w="http://schemas.openxmlformats.org/wordprocessingml/2006/main" xmlns:w14="http://schemas.microsoft.com/office/word/2010/wordml" xmlns:w15="http://schemas.microsoft.com/office/word/2012/wordml" xmlns:w16cex="http://schemas.microsoft.com/office/word/2018/wordml/cex" xmlns:w16cid="http://schemas.microsoft.com/office/word/2016/wordml/cid" xmlns:w16="http://schemas.microsoft.com/office/word/2018/wordml" xmlns:w16du="http://schemas.microsoft.com/office/word/2023/wordml/word16du" xmlns:w16sdtdh="http://schemas.microsoft.com/office/word/2020/wordml/sdtdatahash" xmlns:w16se="http://schemas.microsoft.com/office/word/2015/wordml/symex" xmlns:wpg="http://schemas.microsoft.com/office/word/2010/wordprocessingGroup" xmlns:wpi="http://schemas.microsoft.com/office/word/2010/wordprocessingInk" xmlns:wne="http://schemas.microsoft.com/office/word/2006/wordml" xmlns:wps="http://schemas.microsoft.com/office/word/2010/wordprocessingShape" mc:Ignorable="w14 w15 w16se w16cid w16 w16cex w16sdtdh w16du wp14">
+  <w:p>
+    <w:pPr>
+      <w:pStyle w:val="af0"/>
+      <w:jc w:val="left"/>
+      <w:rPr>
+        <w:rFonts w:hint="eastAsia"/>
+      </w:rPr>
+    </w:pPr>
+    <w:r>
+      <w:rPr>
+        <w:rFonts w:hint="eastAsia"/>
+      </w:rPr>
+      <w:t>姓名：曹奕伦</w:t>
+    </w:r>
+  </w:p>
+  <w:p>
+    <w:pPr>
+      <w:pStyle w:val="af0"/>
+      <w:jc w:val="left"/>
+      <w:rPr>
+        <w:rFonts w:hint="eastAsia"/>
+      </w:rPr>
+    </w:pPr>
+    <w:r>
+      <w:rPr>
+        <w:rFonts w:hint="eastAsia"/>
+      </w:rPr>
+      <w:t>学号：22300240008</w:t>
+    </w:r>
+  </w:p>
+</w:hdr>
 </file>
 
 <file path=word/styles.xml><?xml version="1.0" encoding="utf-8"?>
@@ -2600,6 +2866,7 @@
   <w:style w:type="character" w:default="1" w:styleId="a0">
     <w:name w:val="Default Paragraph Font"/>
     <w:uiPriority w:val="1"/>
+    <w:semiHidden/>
     <w:unhideWhenUsed/>
   </w:style>
   <w:style w:type="table" w:default="1" w:styleId="a1">
@@ -2936,6 +3203,79 @@
     <w:rPr>
       <w:color w:val="605E5C"/>
       <w:shd w:val="clear" w:color="auto" w:fill="E1DFDD"/>
+    </w:rPr>
+  </w:style>
+  <w:style w:type="paragraph" w:styleId="af0">
+    <w:name w:val="header"/>
+    <w:basedOn w:val="a"/>
+    <w:link w:val="af1"/>
+    <w:uiPriority w:val="99"/>
+    <w:unhideWhenUsed/>
+    <w:rsid w:val="00B17521"/>
+    <w:pPr>
+      <w:tabs>
+        <w:tab w:val="center" w:pos="4153"/>
+        <w:tab w:val="right" w:pos="8306"/>
+      </w:tabs>
+      <w:snapToGrid w:val="0"/>
+      <w:spacing w:line="240" w:lineRule="auto"/>
+      <w:jc w:val="center"/>
+    </w:pPr>
+    <w:rPr>
+      <w:sz w:val="18"/>
+      <w:szCs w:val="18"/>
+    </w:rPr>
+  </w:style>
+  <w:style w:type="character" w:customStyle="1" w:styleId="af1">
+    <w:name w:val="页眉 字符"/>
+    <w:basedOn w:val="a0"/>
+    <w:link w:val="af0"/>
+    <w:uiPriority w:val="99"/>
+    <w:rsid w:val="00B17521"/>
+    <w:rPr>
+      <w:sz w:val="18"/>
+      <w:szCs w:val="18"/>
+    </w:rPr>
+  </w:style>
+  <w:style w:type="paragraph" w:styleId="af2">
+    <w:name w:val="footer"/>
+    <w:basedOn w:val="a"/>
+    <w:link w:val="af3"/>
+    <w:uiPriority w:val="99"/>
+    <w:unhideWhenUsed/>
+    <w:rsid w:val="00B17521"/>
+    <w:pPr>
+      <w:tabs>
+        <w:tab w:val="center" w:pos="4153"/>
+        <w:tab w:val="right" w:pos="8306"/>
+      </w:tabs>
+      <w:snapToGrid w:val="0"/>
+      <w:spacing w:line="240" w:lineRule="auto"/>
+    </w:pPr>
+    <w:rPr>
+      <w:sz w:val="18"/>
+      <w:szCs w:val="18"/>
+    </w:rPr>
+  </w:style>
+  <w:style w:type="character" w:customStyle="1" w:styleId="af3">
+    <w:name w:val="页脚 字符"/>
+    <w:basedOn w:val="a0"/>
+    <w:link w:val="af2"/>
+    <w:uiPriority w:val="99"/>
+    <w:rsid w:val="00B17521"/>
+    <w:rPr>
+      <w:sz w:val="18"/>
+      <w:szCs w:val="18"/>
+    </w:rPr>
+  </w:style>
+  <w:style w:type="character" w:styleId="af4">
+    <w:name w:val="Placeholder Text"/>
+    <w:basedOn w:val="a0"/>
+    <w:uiPriority w:val="99"/>
+    <w:semiHidden/>
+    <w:rsid w:val="00B17521"/>
+    <w:rPr>
+      <w:color w:val="666666"/>
     </w:rPr>
   </w:style>
 </w:styles>
